--- a/site/downloads/handbook-D4.docx
+++ b/site/downloads/handbook-D4.docx
@@ -1752,7 +1752,64 @@
           <w:b w:val="0"/>
           <w:i w:val="0"/>
         </w:rPr>
-        <w:t>Starter code:</w:t>
+        <w:t>Your code must pass these checks:</w:t>
+      </w:r>
+    </w:p>
+    <w:p>
+      <w:pPr>
+        <w:pStyle w:val="ListBullet"/>
+      </w:pPr>
+      <w:r>
+        <w:rPr>
+          <w:b w:val="0"/>
+          <w:i w:val="0"/>
+        </w:rPr>
+        <w:t>Three rules in order, all PASS for consistent counts.</w:t>
+      </w:r>
+    </w:p>
+    <w:p>
+      <w:pPr>
+        <w:pStyle w:val="ListBullet"/>
+      </w:pPr>
+      <w:r>
+        <w:rPr>
+          <w:b w:val="0"/>
+          <w:i w:val="0"/>
+        </w:rPr>
+        <w:t>Silver must equal distinct bronze keys, not bronze rows. Record expected and actual.</w:t>
+      </w:r>
+    </w:p>
+    <w:p>
+      <w:pPr>
+        <w:pStyle w:val="ListBullet"/>
+      </w:pPr>
+      <w:r>
+        <w:rPr>
+          <w:b w:val="0"/>
+          <w:i w:val="0"/>
+        </w:rPr>
+        <w:t>Gold unweighted_n must add up to the in-scope silver rows.</w:t>
+      </w:r>
+    </w:p>
+    <w:p>
+      <w:pPr>
+        <w:pStyle w:val="ListBullet"/>
+      </w:pPr>
+      <w:r>
+        <w:rPr>
+          <w:b w:val="0"/>
+          <w:i w:val="0"/>
+        </w:rPr>
+        <w:t>Negative counts, or more in scope than silver rows, are impossible inputs. Raise ValueError.</w:t>
+      </w:r>
+    </w:p>
+    <w:p>
+      <w:r>
+        <w:rPr>
+          <w:b w:val="0"/>
+          <w:i w:val="0"/>
+        </w:rPr>
+        <w:t>Shape of the answer. The reference solution defines these names. Write the bodies yourself.</w:t>
       </w:r>
     </w:p>
     <w:tbl>
@@ -1790,7 +1847,7 @@
                 <w:b w:val="0"/>
                 <w:sz w:val="16"/>
               </w:rPr>
-              <w:t>def reconcile(delivered, bronze_rows, bronze_keys, silver_rows, gold_n, in_scope):</w:t>
+              <w:t># Row-count rules across layers for one tracker and wave.</w:t>
             </w:r>
           </w:p>
           <w:p>
@@ -1813,7 +1870,168 @@
                 <w:b w:val="0"/>
                 <w:sz w:val="16"/>
               </w:rPr>
-              <w:t xml:space="preserve">    return [{"rule": "all", "status": "PASS" if silver_rows &gt; 0 else "FAIL"}]</w:t>
+              <w:t>def reconcile(</w:t>
+            </w:r>
+          </w:p>
+          <w:p>
+            <w:pPr>
+              <w:spacing w:before="0" w:after="0" w:line="240" w:lineRule="auto"/>
+              <w:ind w:left="567" w:hanging="567"/>
+            </w:pPr>
+            <w:r>
+              <w:rPr>
+                <w:rFonts w:ascii="Consolas" w:hAnsi="Consolas" w:eastAsia="Consolas"/>
+                <w:b w:val="0"/>
+                <w:color w:val="5B6875"/>
+                <w:sz w:val="16"/>
+              </w:rPr>
+              <w:t xml:space="preserve">   3  </w:t>
+            </w:r>
+            <w:r>
+              <w:rPr>
+                <w:rFonts w:ascii="Consolas" w:hAnsi="Consolas" w:eastAsia="Consolas"/>
+                <w:b w:val="0"/>
+                <w:sz w:val="16"/>
+              </w:rPr>
+              <w:t xml:space="preserve">    delivered: int,</w:t>
+            </w:r>
+          </w:p>
+          <w:p>
+            <w:pPr>
+              <w:spacing w:before="0" w:after="0" w:line="240" w:lineRule="auto"/>
+              <w:ind w:left="567" w:hanging="567"/>
+            </w:pPr>
+            <w:r>
+              <w:rPr>
+                <w:rFonts w:ascii="Consolas" w:hAnsi="Consolas" w:eastAsia="Consolas"/>
+                <w:b w:val="0"/>
+                <w:color w:val="5B6875"/>
+                <w:sz w:val="16"/>
+              </w:rPr>
+              <w:t xml:space="preserve">   4  </w:t>
+            </w:r>
+            <w:r>
+              <w:rPr>
+                <w:rFonts w:ascii="Consolas" w:hAnsi="Consolas" w:eastAsia="Consolas"/>
+                <w:b w:val="0"/>
+                <w:sz w:val="16"/>
+              </w:rPr>
+              <w:t xml:space="preserve">    bronze_rows: int,</w:t>
+            </w:r>
+          </w:p>
+          <w:p>
+            <w:pPr>
+              <w:spacing w:before="0" w:after="0" w:line="240" w:lineRule="auto"/>
+              <w:ind w:left="567" w:hanging="567"/>
+            </w:pPr>
+            <w:r>
+              <w:rPr>
+                <w:rFonts w:ascii="Consolas" w:hAnsi="Consolas" w:eastAsia="Consolas"/>
+                <w:b w:val="0"/>
+                <w:color w:val="5B6875"/>
+                <w:sz w:val="16"/>
+              </w:rPr>
+              <w:t xml:space="preserve">   5  </w:t>
+            </w:r>
+            <w:r>
+              <w:rPr>
+                <w:rFonts w:ascii="Consolas" w:hAnsi="Consolas" w:eastAsia="Consolas"/>
+                <w:b w:val="0"/>
+                <w:sz w:val="16"/>
+              </w:rPr>
+              <w:t xml:space="preserve">    bronze_keys: int,</w:t>
+            </w:r>
+          </w:p>
+          <w:p>
+            <w:pPr>
+              <w:spacing w:before="0" w:after="0" w:line="240" w:lineRule="auto"/>
+              <w:ind w:left="567" w:hanging="567"/>
+            </w:pPr>
+            <w:r>
+              <w:rPr>
+                <w:rFonts w:ascii="Consolas" w:hAnsi="Consolas" w:eastAsia="Consolas"/>
+                <w:b w:val="0"/>
+                <w:color w:val="5B6875"/>
+                <w:sz w:val="16"/>
+              </w:rPr>
+              <w:t xml:space="preserve">   6  </w:t>
+            </w:r>
+            <w:r>
+              <w:rPr>
+                <w:rFonts w:ascii="Consolas" w:hAnsi="Consolas" w:eastAsia="Consolas"/>
+                <w:b w:val="0"/>
+                <w:sz w:val="16"/>
+              </w:rPr>
+              <w:t xml:space="preserve">    silver_rows: int,</w:t>
+            </w:r>
+          </w:p>
+          <w:p>
+            <w:pPr>
+              <w:spacing w:before="0" w:after="0" w:line="240" w:lineRule="auto"/>
+              <w:ind w:left="567" w:hanging="567"/>
+            </w:pPr>
+            <w:r>
+              <w:rPr>
+                <w:rFonts w:ascii="Consolas" w:hAnsi="Consolas" w:eastAsia="Consolas"/>
+                <w:b w:val="0"/>
+                <w:color w:val="5B6875"/>
+                <w:sz w:val="16"/>
+              </w:rPr>
+              <w:t xml:space="preserve">   7  </w:t>
+            </w:r>
+            <w:r>
+              <w:rPr>
+                <w:rFonts w:ascii="Consolas" w:hAnsi="Consolas" w:eastAsia="Consolas"/>
+                <w:b w:val="0"/>
+                <w:sz w:val="16"/>
+              </w:rPr>
+              <w:t xml:space="preserve">    gold_n: int,</w:t>
+            </w:r>
+          </w:p>
+          <w:p>
+            <w:pPr>
+              <w:spacing w:before="0" w:after="0" w:line="240" w:lineRule="auto"/>
+              <w:ind w:left="567" w:hanging="567"/>
+            </w:pPr>
+            <w:r>
+              <w:rPr>
+                <w:rFonts w:ascii="Consolas" w:hAnsi="Consolas" w:eastAsia="Consolas"/>
+                <w:b w:val="0"/>
+                <w:color w:val="5B6875"/>
+                <w:sz w:val="16"/>
+              </w:rPr>
+              <w:t xml:space="preserve">   8  </w:t>
+            </w:r>
+            <w:r>
+              <w:rPr>
+                <w:rFonts w:ascii="Consolas" w:hAnsi="Consolas" w:eastAsia="Consolas"/>
+                <w:b w:val="0"/>
+                <w:sz w:val="16"/>
+              </w:rPr>
+              <w:t xml:space="preserve">    in_scope: int,</w:t>
+            </w:r>
+          </w:p>
+          <w:p>
+            <w:pPr>
+              <w:spacing w:before="0" w:after="0" w:line="240" w:lineRule="auto"/>
+              <w:ind w:left="567" w:hanging="567"/>
+            </w:pPr>
+            <w:r>
+              <w:rPr>
+                <w:rFonts w:ascii="Consolas" w:hAnsi="Consolas" w:eastAsia="Consolas"/>
+                <w:b w:val="0"/>
+                <w:color w:val="5B6875"/>
+                <w:sz w:val="16"/>
+              </w:rPr>
+              <w:t xml:space="preserve">   9  </w:t>
+            </w:r>
+            <w:r>
+              <w:rPr>
+                <w:rFonts w:ascii="Consolas" w:hAnsi="Consolas" w:eastAsia="Consolas"/>
+                <w:b w:val="0"/>
+                <w:sz w:val="16"/>
+              </w:rPr>
+              <w:t>) -&gt; list[dict[str, object]]: ...</w:t>
             </w:r>
           </w:p>
         </w:tc>
@@ -1821,35 +2039,12 @@
     </w:tbl>
     <w:p/>
     <w:p>
-      <w:pPr>
-        <w:pStyle w:val="Heading5"/>
-      </w:pPr>
-      <w:r>
-        <w:t>Exercise 5. Spot the bug (level 4)</w:t>
-      </w:r>
-    </w:p>
-    <w:p>
-      <w:r>
-        <w:rPr>
-          <w:b w:val="0"/>
-          <w:i w:val="0"/>
-        </w:rPr>
-        <w:t xml:space="preserve">This is your reference </w:t>
-      </w:r>
-      <w:r>
-        <w:rPr>
-          <w:rFonts w:ascii="Consolas" w:hAnsi="Consolas" w:eastAsia="Consolas"/>
-          <w:b w:val="0"/>
-          <w:sz w:val="19"/>
-        </w:rPr>
-        <w:t>get_unprocessed_waves</w:t>
-      </w:r>
-      <w:r>
-        <w:rPr>
-          <w:b w:val="0"/>
-          <w:i w:val="0"/>
-        </w:rPr>
-        <w:t>, cut down. Tracker NAT's wave W14 is never loaded when another tracker already has W14 in silver. Tap the line with the bug, then fix it.</w:t>
+      <w:r>
+        <w:rPr>
+          <w:b w:val="0"/>
+          <w:i w:val="0"/>
+        </w:rPr>
+        <w:t>Starter code:</w:t>
       </w:r>
     </w:p>
     <w:tbl>
@@ -1887,7 +2082,7 @@
                 <w:b w:val="0"/>
                 <w:sz w:val="16"/>
               </w:rPr>
-              <w:t>bronze_waves = (</w:t>
+              <w:t>def reconcile(delivered, bronze_rows, bronze_keys, silver_rows, gold_n, in_scope):</w:t>
             </w:r>
           </w:p>
           <w:p>
@@ -1910,99 +2105,7 @@
                 <w:b w:val="0"/>
                 <w:sz w:val="16"/>
               </w:rPr>
-              <w:t xml:space="preserve">    spark.table(bronze_table).filter(F.col("tracker_id") == tracker_id)</w:t>
-            </w:r>
-          </w:p>
-          <w:p>
-            <w:pPr>
-              <w:spacing w:before="0" w:after="0" w:line="240" w:lineRule="auto"/>
-              <w:ind w:left="567" w:hanging="567"/>
-            </w:pPr>
-            <w:r>
-              <w:rPr>
-                <w:rFonts w:ascii="Consolas" w:hAnsi="Consolas" w:eastAsia="Consolas"/>
-                <w:b w:val="0"/>
-                <w:color w:val="5B6875"/>
-                <w:sz w:val="16"/>
-              </w:rPr>
-              <w:t xml:space="preserve">   3  </w:t>
-            </w:r>
-            <w:r>
-              <w:rPr>
-                <w:rFonts w:ascii="Consolas" w:hAnsi="Consolas" w:eastAsia="Consolas"/>
-                <w:b w:val="0"/>
-                <w:sz w:val="16"/>
-              </w:rPr>
-              <w:t xml:space="preserve">    .select("wave_id").distinct()</w:t>
-            </w:r>
-          </w:p>
-          <w:p>
-            <w:pPr>
-              <w:spacing w:before="0" w:after="0" w:line="240" w:lineRule="auto"/>
-              <w:ind w:left="567" w:hanging="567"/>
-            </w:pPr>
-            <w:r>
-              <w:rPr>
-                <w:rFonts w:ascii="Consolas" w:hAnsi="Consolas" w:eastAsia="Consolas"/>
-                <w:b w:val="0"/>
-                <w:color w:val="5B6875"/>
-                <w:sz w:val="16"/>
-              </w:rPr>
-              <w:t xml:space="preserve">   4  </w:t>
-            </w:r>
-            <w:r>
-              <w:rPr>
-                <w:rFonts w:ascii="Consolas" w:hAnsi="Consolas" w:eastAsia="Consolas"/>
-                <w:b w:val="0"/>
-                <w:sz w:val="16"/>
-              </w:rPr>
-              <w:t>)</w:t>
-            </w:r>
-          </w:p>
-          <w:p>
-            <w:pPr>
-              <w:spacing w:before="0" w:after="0" w:line="240" w:lineRule="auto"/>
-              <w:ind w:left="567" w:hanging="567"/>
-            </w:pPr>
-            <w:r>
-              <w:rPr>
-                <w:rFonts w:ascii="Consolas" w:hAnsi="Consolas" w:eastAsia="Consolas"/>
-                <w:b w:val="0"/>
-                <w:color w:val="5B6875"/>
-                <w:sz w:val="16"/>
-              </w:rPr>
-              <w:t xml:space="preserve">   5  </w:t>
-            </w:r>
-            <w:r>
-              <w:rPr>
-                <w:rFonts w:ascii="Consolas" w:hAnsi="Consolas" w:eastAsia="Consolas"/>
-                <w:b w:val="0"/>
-                <w:sz w:val="16"/>
-              </w:rPr>
-              <w:t>silver_waves = spark.table(silver_table).select("wave_id").distinct()</w:t>
-            </w:r>
-          </w:p>
-          <w:p>
-            <w:pPr>
-              <w:spacing w:before="0" w:after="0" w:line="240" w:lineRule="auto"/>
-              <w:ind w:left="567" w:hanging="567"/>
-            </w:pPr>
-            <w:r>
-              <w:rPr>
-                <w:rFonts w:ascii="Consolas" w:hAnsi="Consolas" w:eastAsia="Consolas"/>
-                <w:b w:val="0"/>
-                <w:color w:val="5B6875"/>
-                <w:sz w:val="16"/>
-              </w:rPr>
-              <w:t xml:space="preserve">   6  </w:t>
-            </w:r>
-            <w:r>
-              <w:rPr>
-                <w:rFonts w:ascii="Consolas" w:hAnsi="Consolas" w:eastAsia="Consolas"/>
-                <w:b w:val="0"/>
-                <w:sz w:val="16"/>
-              </w:rPr>
-              <w:t>new_waves = [r.wave_id for r in bronze_waves.subtract(silver_waves).collect()]</w:t>
+              <w:t xml:space="preserve">    return [{"rule": "all", "status": "PASS" if silver_rows &gt; 0 else "FAIL"}]</w:t>
             </w:r>
           </w:p>
         </w:tc>
@@ -2010,99 +2113,20 @@
     </w:tbl>
     <w:p/>
     <w:p>
-      <w:r>
-        <w:rPr>
-          <w:b w:val="0"/>
-          <w:i/>
-        </w:rPr>
-        <w:t>Write down the line number of the bug. Then write the fix.</w:t>
+      <w:pPr>
+        <w:pStyle w:val="Heading5"/>
+      </w:pPr>
+      <w:r>
+        <w:t>Exercise 5. Spot the bug (level 4)</w:t>
       </w:r>
     </w:p>
     <w:p>
-      <w:pPr>
-        <w:pStyle w:val="Heading4"/>
-      </w:pPr>
-      <w:r>
-        <w:t>Sources</w:t>
-      </w:r>
-    </w:p>
-    <w:p>
-      <w:pPr>
-        <w:pStyle w:val="ListBullet"/>
-      </w:pPr>
-      <w:r>
-        <w:rPr>
-          <w:b w:val="0"/>
-          <w:i w:val="0"/>
-        </w:rPr>
-        <w:t>Delta MERGE history records numSourceRows, numTargetRowsInserted, numTargetRowsUpdated; writes record numOutputRows. (verified: Local run of DESCRIBE HISTORY on delta-spark 4.0.1 with PySpark 4.0.4, September 2026.)</w:t>
-      </w:r>
-    </w:p>
-    <w:p>
-      <w:pPr>
-        <w:pStyle w:val="Heading3"/>
-      </w:pPr>
-      <w:r>
-        <w:t>D4-L2 Distribution drift between waves</w:t>
-      </w:r>
-    </w:p>
-    <w:p>
-      <w:pPr>
-        <w:pStyle w:val="Heading4"/>
-      </w:pPr>
-      <w:r>
-        <w:t>Concept</w:t>
-      </w:r>
-    </w:p>
-    <w:p>
-      <w:r>
-        <w:rPr>
-          <w:b w:val="0"/>
-          <w:i w:val="0"/>
-        </w:rPr>
-        <w:t xml:space="preserve">Row counts can be perfect while the data inside has changed. A routing error drops one question. A supplier recodes region. A weighting run uses last year's targets. Each shows up as a </w:t>
-      </w:r>
-      <w:r>
-        <w:rPr>
-          <w:b/>
-          <w:i w:val="0"/>
-        </w:rPr>
-        <w:t>shift in distributions</w:t>
-      </w:r>
-      <w:r>
-        <w:rPr>
-          <w:b w:val="0"/>
-          <w:i w:val="0"/>
-        </w:rPr>
-        <w:t xml:space="preserve"> between waves.</w:t>
-      </w:r>
-    </w:p>
-    <w:p>
-      <w:r>
-        <w:rPr>
-          <w:b w:val="0"/>
-          <w:i w:val="0"/>
-        </w:rPr>
-        <w:t>Three checks, from simple to sensitive:</w:t>
-      </w:r>
-    </w:p>
-    <w:p>
-      <w:pPr>
-        <w:pStyle w:val="ListBullet"/>
-      </w:pPr>
-      <w:r>
-        <w:rPr>
-          <w:b/>
-          <w:i w:val="0"/>
-        </w:rPr>
-        <w:t>Category shares.</w:t>
-      </w:r>
-      <w:r>
-        <w:rPr>
-          <w:b w:val="0"/>
-          <w:i w:val="0"/>
-        </w:rPr>
-        <w:t xml:space="preserve"> For each categorical variable, compare each category's weighted share with the prior wave. Flag a move larger than a tolerance, say 5 percentage points. This is what your </w:t>
+      <w:r>
+        <w:rPr>
+          <w:b w:val="0"/>
+          <w:i w:val="0"/>
+        </w:rPr>
+        <w:t xml:space="preserve">This is your reference </w:t>
       </w:r>
       <w:r>
         <w:rPr>
@@ -2110,82 +2134,14 @@
           <w:b w:val="0"/>
           <w:sz w:val="19"/>
         </w:rPr>
-        <w:t>check_wave_stability</w:t>
-      </w:r>
-      <w:r>
-        <w:rPr>
-          <w:b w:val="0"/>
-          <w:i w:val="0"/>
-        </w:rPr>
-        <w:t xml:space="preserve"> does, once its truthiness bug is fixed (lesson D3-L3).</w:t>
-      </w:r>
-    </w:p>
-    <w:p>
-      <w:pPr>
-        <w:pStyle w:val="ListBullet"/>
-      </w:pPr>
-      <w:r>
-        <w:rPr>
-          <w:b/>
-          <w:i w:val="0"/>
-        </w:rPr>
-        <w:t>New and missing categories.</w:t>
-      </w:r>
-      <w:r>
-        <w:rPr>
-          <w:b w:val="0"/>
-          <w:i w:val="0"/>
-        </w:rPr>
-        <w:t xml:space="preserve"> A category present in one wave and absent in the other is a recode until proven otherwise. </w:t>
-      </w:r>
-      <w:r>
-        <w:rPr>
-          <w:rFonts w:ascii="Consolas" w:hAnsi="Consolas" w:eastAsia="Consolas"/>
-          <w:b w:val="0"/>
-          <w:sz w:val="19"/>
-        </w:rPr>
-        <w:t>region = "Northern"</w:t>
-      </w:r>
-      <w:r>
-        <w:rPr>
-          <w:b w:val="0"/>
-          <w:i w:val="0"/>
-        </w:rPr>
-        <w:t xml:space="preserve"> appearing beside </w:t>
-      </w:r>
-      <w:r>
-        <w:rPr>
-          <w:rFonts w:ascii="Consolas" w:hAnsi="Consolas" w:eastAsia="Consolas"/>
-          <w:b w:val="0"/>
-          <w:sz w:val="19"/>
-        </w:rPr>
-        <w:t>"North"</w:t>
-      </w:r>
-      <w:r>
-        <w:rPr>
-          <w:b w:val="0"/>
-          <w:i w:val="0"/>
-        </w:rPr>
-        <w:t xml:space="preserve"> is a supplier change, not a population change.</w:t>
-      </w:r>
-    </w:p>
-    <w:p>
-      <w:pPr>
-        <w:pStyle w:val="ListBullet"/>
-      </w:pPr>
-      <w:r>
-        <w:rPr>
-          <w:b/>
-          <w:i w:val="0"/>
-        </w:rPr>
-        <w:t>Population stability index (PSI)</w:t>
-      </w:r>
-      <w:r>
-        <w:rPr>
-          <w:b w:val="0"/>
-          <w:i w:val="0"/>
-        </w:rPr>
-        <w:t xml:space="preserve"> summarises a whole distribution in one number:</w:t>
+        <w:t>get_unprocessed_waves</w:t>
+      </w:r>
+      <w:r>
+        <w:rPr>
+          <w:b w:val="0"/>
+          <w:i w:val="0"/>
+        </w:rPr>
+        <w:t>, cut down. Tracker NAT's wave W14 is never loaded when another tracker already has W14 in silver. Tap the line with the bug, then fix it.</w:t>
       </w:r>
     </w:p>
     <w:tbl>
@@ -2223,7 +2179,122 @@
                 <w:b w:val="0"/>
                 <w:sz w:val="16"/>
               </w:rPr>
-              <w:t>PSI = sum over categories of (actual - expected) x ln(actual / expected)</w:t>
+              <w:t>bronze_waves = (</w:t>
+            </w:r>
+          </w:p>
+          <w:p>
+            <w:pPr>
+              <w:spacing w:before="0" w:after="0" w:line="240" w:lineRule="auto"/>
+              <w:ind w:left="567" w:hanging="567"/>
+            </w:pPr>
+            <w:r>
+              <w:rPr>
+                <w:rFonts w:ascii="Consolas" w:hAnsi="Consolas" w:eastAsia="Consolas"/>
+                <w:b w:val="0"/>
+                <w:color w:val="5B6875"/>
+                <w:sz w:val="16"/>
+              </w:rPr>
+              <w:t xml:space="preserve">   2  </w:t>
+            </w:r>
+            <w:r>
+              <w:rPr>
+                <w:rFonts w:ascii="Consolas" w:hAnsi="Consolas" w:eastAsia="Consolas"/>
+                <w:b w:val="0"/>
+                <w:sz w:val="16"/>
+              </w:rPr>
+              <w:t xml:space="preserve">    spark.table(bronze_table).filter(F.col("tracker_id") == tracker_id)</w:t>
+            </w:r>
+          </w:p>
+          <w:p>
+            <w:pPr>
+              <w:spacing w:before="0" w:after="0" w:line="240" w:lineRule="auto"/>
+              <w:ind w:left="567" w:hanging="567"/>
+            </w:pPr>
+            <w:r>
+              <w:rPr>
+                <w:rFonts w:ascii="Consolas" w:hAnsi="Consolas" w:eastAsia="Consolas"/>
+                <w:b w:val="0"/>
+                <w:color w:val="5B6875"/>
+                <w:sz w:val="16"/>
+              </w:rPr>
+              <w:t xml:space="preserve">   3  </w:t>
+            </w:r>
+            <w:r>
+              <w:rPr>
+                <w:rFonts w:ascii="Consolas" w:hAnsi="Consolas" w:eastAsia="Consolas"/>
+                <w:b w:val="0"/>
+                <w:sz w:val="16"/>
+              </w:rPr>
+              <w:t xml:space="preserve">    .select("wave_id").distinct()</w:t>
+            </w:r>
+          </w:p>
+          <w:p>
+            <w:pPr>
+              <w:spacing w:before="0" w:after="0" w:line="240" w:lineRule="auto"/>
+              <w:ind w:left="567" w:hanging="567"/>
+            </w:pPr>
+            <w:r>
+              <w:rPr>
+                <w:rFonts w:ascii="Consolas" w:hAnsi="Consolas" w:eastAsia="Consolas"/>
+                <w:b w:val="0"/>
+                <w:color w:val="5B6875"/>
+                <w:sz w:val="16"/>
+              </w:rPr>
+              <w:t xml:space="preserve">   4  </w:t>
+            </w:r>
+            <w:r>
+              <w:rPr>
+                <w:rFonts w:ascii="Consolas" w:hAnsi="Consolas" w:eastAsia="Consolas"/>
+                <w:b w:val="0"/>
+                <w:sz w:val="16"/>
+              </w:rPr>
+              <w:t>)</w:t>
+            </w:r>
+          </w:p>
+          <w:p>
+            <w:pPr>
+              <w:spacing w:before="0" w:after="0" w:line="240" w:lineRule="auto"/>
+              <w:ind w:left="567" w:hanging="567"/>
+            </w:pPr>
+            <w:r>
+              <w:rPr>
+                <w:rFonts w:ascii="Consolas" w:hAnsi="Consolas" w:eastAsia="Consolas"/>
+                <w:b w:val="0"/>
+                <w:color w:val="5B6875"/>
+                <w:sz w:val="16"/>
+              </w:rPr>
+              <w:t xml:space="preserve">   5  </w:t>
+            </w:r>
+            <w:r>
+              <w:rPr>
+                <w:rFonts w:ascii="Consolas" w:hAnsi="Consolas" w:eastAsia="Consolas"/>
+                <w:b w:val="0"/>
+                <w:sz w:val="16"/>
+              </w:rPr>
+              <w:t>silver_waves = spark.table(silver_table).select("wave_id").distinct()</w:t>
+            </w:r>
+          </w:p>
+          <w:p>
+            <w:pPr>
+              <w:spacing w:before="0" w:after="0" w:line="240" w:lineRule="auto"/>
+              <w:ind w:left="567" w:hanging="567"/>
+            </w:pPr>
+            <w:r>
+              <w:rPr>
+                <w:rFonts w:ascii="Consolas" w:hAnsi="Consolas" w:eastAsia="Consolas"/>
+                <w:b w:val="0"/>
+                <w:color w:val="5B6875"/>
+                <w:sz w:val="16"/>
+              </w:rPr>
+              <w:t xml:space="preserve">   6  </w:t>
+            </w:r>
+            <w:r>
+              <w:rPr>
+                <w:rFonts w:ascii="Consolas" w:hAnsi="Consolas" w:eastAsia="Consolas"/>
+                <w:b w:val="0"/>
+                <w:sz w:val="16"/>
+              </w:rPr>
+              <w:t>new_waves = [r.wave_id for r in bronze_waves.subtract(silver_waves).collect()]</w:t>
             </w:r>
           </w:p>
         </w:tc>
@@ -2234,94 +2305,9 @@
       <w:r>
         <w:rPr>
           <w:b w:val="0"/>
-          <w:i w:val="0"/>
-        </w:rPr>
-        <w:t xml:space="preserve">where </w:t>
-      </w:r>
-      <w:r>
-        <w:rPr>
-          <w:rFonts w:ascii="Consolas" w:hAnsi="Consolas" w:eastAsia="Consolas"/>
-          <w:b w:val="0"/>
-          <w:sz w:val="19"/>
-        </w:rPr>
-        <w:t>expected</w:t>
-      </w:r>
-      <w:r>
-        <w:rPr>
-          <w:b w:val="0"/>
-          <w:i w:val="0"/>
-        </w:rPr>
-        <w:t xml:space="preserve"> and </w:t>
-      </w:r>
-      <w:r>
-        <w:rPr>
-          <w:rFonts w:ascii="Consolas" w:hAnsi="Consolas" w:eastAsia="Consolas"/>
-          <w:b w:val="0"/>
-          <w:sz w:val="19"/>
-        </w:rPr>
-        <w:t>actual</w:t>
-      </w:r>
-      <w:r>
-        <w:rPr>
-          <w:b w:val="0"/>
-          <w:i w:val="0"/>
-        </w:rPr>
-        <w:t xml:space="preserve"> are shares in the prior and current wave. PSI is 0 when nothing moved. A category with a share of zero makes the logarithm undefined, so replace zero shares with a small floor, such as 0.0001, before computing. A common rule of thumb reads PSI below 0.1 as stable and above 0.25 as a large shift. Those cut-offs are convention, not a standard: calibrate them on your own history of waves.</w:t>
-      </w:r>
-    </w:p>
-    <w:p>
-      <w:r>
-        <w:rPr>
-          <w:b/>
-          <w:i w:val="0"/>
-        </w:rPr>
-        <w:t>Guard the divisions.</w:t>
-      </w:r>
-      <w:r>
-        <w:rPr>
-          <w:b w:val="0"/>
-          <w:i w:val="0"/>
-        </w:rPr>
-        <w:t xml:space="preserve"> Every share divides by a total. An empty wave, or a variable with no valid answers, gives a total of zero. Your reference </w:t>
-      </w:r>
-      <w:r>
-        <w:rPr>
-          <w:rFonts w:ascii="Consolas" w:hAnsi="Consolas" w:eastAsia="Consolas"/>
-          <w:b w:val="0"/>
-          <w:sz w:val="19"/>
-        </w:rPr>
-        <w:t>_check_distributions</w:t>
-      </w:r>
-      <w:r>
-        <w:rPr>
-          <w:b w:val="0"/>
-          <w:i w:val="0"/>
-        </w:rPr>
-        <w:t xml:space="preserve"> divides by </w:t>
-      </w:r>
-      <w:r>
-        <w:rPr>
-          <w:rFonts w:ascii="Consolas" w:hAnsi="Consolas" w:eastAsia="Consolas"/>
-          <w:b w:val="0"/>
-          <w:sz w:val="19"/>
-        </w:rPr>
-        <w:t>total</w:t>
-      </w:r>
-      <w:r>
-        <w:rPr>
-          <w:b w:val="0"/>
-          <w:i w:val="0"/>
-        </w:rPr>
-        <w:t xml:space="preserve"> with no guard and fails on an empty delivery. Check the total first and report "no data" as its own status.</w:t>
-      </w:r>
-    </w:p>
-    <w:p>
-      <w:r>
-        <w:rPr>
-          <w:b w:val="0"/>
-          <w:i w:val="0"/>
-        </w:rPr>
-        <w:t>Drift is a question, not a verdict. Real change happens. The check makes a person look before the numbers are published.</w:t>
+          <w:i/>
+        </w:rPr>
+        <w:t>Write down the line number of the bug. Then write the fix.</w:t>
       </w:r>
     </w:p>
     <w:p>
@@ -2329,91 +2315,27 @@
         <w:pStyle w:val="Heading4"/>
       </w:pPr>
       <w:r>
-        <w:t>Why it matters</w:t>
+        <w:t>Sources</w:t>
       </w:r>
     </w:p>
     <w:p>
-      <w:r>
-        <w:rPr>
-          <w:b w:val="0"/>
-          <w:i w:val="0"/>
-        </w:rPr>
-        <w:t xml:space="preserve">A supplier renamed region code </w:t>
-      </w:r>
-      <w:r>
-        <w:rPr>
-          <w:rFonts w:ascii="Consolas" w:hAnsi="Consolas" w:eastAsia="Consolas"/>
-          <w:b w:val="0"/>
-          <w:sz w:val="19"/>
-        </w:rPr>
-        <w:t>"North"</w:t>
-      </w:r>
-      <w:r>
-        <w:rPr>
-          <w:b w:val="0"/>
-          <w:i w:val="0"/>
-        </w:rPr>
-        <w:t xml:space="preserve"> to </w:t>
-      </w:r>
-      <w:r>
-        <w:rPr>
-          <w:rFonts w:ascii="Consolas" w:hAnsi="Consolas" w:eastAsia="Consolas"/>
-          <w:b w:val="0"/>
-          <w:sz w:val="19"/>
-        </w:rPr>
-        <w:t>"Northern"</w:t>
-      </w:r>
-      <w:r>
-        <w:rPr>
-          <w:b w:val="0"/>
-          <w:i w:val="0"/>
-        </w:rPr>
-        <w:t xml:space="preserve"> in wave W21. Silver loaded both values, the region lookup matched only </w:t>
-      </w:r>
-      <w:r>
-        <w:rPr>
-          <w:rFonts w:ascii="Consolas" w:hAnsi="Consolas" w:eastAsia="Consolas"/>
-          <w:b w:val="0"/>
-          <w:sz w:val="19"/>
-        </w:rPr>
-        <w:t>"North"</w:t>
-      </w:r>
-      <w:r>
-        <w:rPr>
-          <w:b w:val="0"/>
-          <w:i w:val="0"/>
-        </w:rPr>
-        <w:t xml:space="preserve">, and the northern subgroup fell from 1,900 respondents to 12. Every row count passed. A new-and-missing category check on </w:t>
-      </w:r>
-      <w:r>
-        <w:rPr>
-          <w:rFonts w:ascii="Consolas" w:hAnsi="Consolas" w:eastAsia="Consolas"/>
-          <w:b w:val="0"/>
-          <w:sz w:val="19"/>
-        </w:rPr>
-        <w:t>region</w:t>
-      </w:r>
-      <w:r>
-        <w:rPr>
-          <w:b w:val="0"/>
-          <w:i w:val="0"/>
-        </w:rPr>
-        <w:t xml:space="preserve"> would have flagged </w:t>
-      </w:r>
-      <w:r>
-        <w:rPr>
-          <w:rFonts w:ascii="Consolas" w:hAnsi="Consolas" w:eastAsia="Consolas"/>
-          <w:b w:val="0"/>
-          <w:sz w:val="19"/>
-        </w:rPr>
-        <w:t>"Northern"</w:t>
-      </w:r>
-      <w:r>
-        <w:rPr>
-          <w:b w:val="0"/>
-          <w:i w:val="0"/>
-        </w:rPr>
-        <w:t xml:space="preserve"> on the first run.</w:t>
+      <w:pPr>
+        <w:pStyle w:val="ListBullet"/>
+      </w:pPr>
+      <w:r>
+        <w:rPr>
+          <w:b w:val="0"/>
+          <w:i w:val="0"/>
+        </w:rPr>
+        <w:t>Delta MERGE history records numSourceRows, numTargetRowsInserted, numTargetRowsUpdated; writes record numOutputRows. (verified: Local run of DESCRIBE HISTORY on delta-spark 4.0.1 with PySpark 4.0.4, September 2026.)</w:t>
+      </w:r>
+    </w:p>
+    <w:p>
+      <w:pPr>
+        <w:pStyle w:val="Heading3"/>
+      </w:pPr>
+      <w:r>
+        <w:t>D4-L2 Distribution drift between waves</w:t>
       </w:r>
     </w:p>
     <w:p>
@@ -2421,7 +2343,141 @@
         <w:pStyle w:val="Heading4"/>
       </w:pPr>
       <w:r>
-        <w:t>Worked example: weak code</w:t>
+        <w:t>Concept</w:t>
+      </w:r>
+    </w:p>
+    <w:p>
+      <w:r>
+        <w:rPr>
+          <w:b w:val="0"/>
+          <w:i w:val="0"/>
+        </w:rPr>
+        <w:t xml:space="preserve">Row counts can be perfect while the data inside has changed. A routing error drops one question. A supplier recodes region. A weighting run uses last year's targets. Each shows up as a </w:t>
+      </w:r>
+      <w:r>
+        <w:rPr>
+          <w:b/>
+          <w:i w:val="0"/>
+        </w:rPr>
+        <w:t>shift in distributions</w:t>
+      </w:r>
+      <w:r>
+        <w:rPr>
+          <w:b w:val="0"/>
+          <w:i w:val="0"/>
+        </w:rPr>
+        <w:t xml:space="preserve"> between waves.</w:t>
+      </w:r>
+    </w:p>
+    <w:p>
+      <w:r>
+        <w:rPr>
+          <w:b w:val="0"/>
+          <w:i w:val="0"/>
+        </w:rPr>
+        <w:t>Three checks, from simple to sensitive:</w:t>
+      </w:r>
+    </w:p>
+    <w:p>
+      <w:pPr>
+        <w:pStyle w:val="ListBullet"/>
+      </w:pPr>
+      <w:r>
+        <w:rPr>
+          <w:b/>
+          <w:i w:val="0"/>
+        </w:rPr>
+        <w:t>Category shares.</w:t>
+      </w:r>
+      <w:r>
+        <w:rPr>
+          <w:b w:val="0"/>
+          <w:i w:val="0"/>
+        </w:rPr>
+        <w:t xml:space="preserve"> For each categorical variable, compare each category's weighted share with the prior wave. Flag a move larger than a tolerance, say 5 percentage points. This is what your </w:t>
+      </w:r>
+      <w:r>
+        <w:rPr>
+          <w:rFonts w:ascii="Consolas" w:hAnsi="Consolas" w:eastAsia="Consolas"/>
+          <w:b w:val="0"/>
+          <w:sz w:val="19"/>
+        </w:rPr>
+        <w:t>check_wave_stability</w:t>
+      </w:r>
+      <w:r>
+        <w:rPr>
+          <w:b w:val="0"/>
+          <w:i w:val="0"/>
+        </w:rPr>
+        <w:t xml:space="preserve"> does, once its truthiness bug is fixed (lesson D3-L3).</w:t>
+      </w:r>
+    </w:p>
+    <w:p>
+      <w:pPr>
+        <w:pStyle w:val="ListBullet"/>
+      </w:pPr>
+      <w:r>
+        <w:rPr>
+          <w:b/>
+          <w:i w:val="0"/>
+        </w:rPr>
+        <w:t>New and missing categories.</w:t>
+      </w:r>
+      <w:r>
+        <w:rPr>
+          <w:b w:val="0"/>
+          <w:i w:val="0"/>
+        </w:rPr>
+        <w:t xml:space="preserve"> A category present in one wave and absent in the other is a recode until proven otherwise. </w:t>
+      </w:r>
+      <w:r>
+        <w:rPr>
+          <w:rFonts w:ascii="Consolas" w:hAnsi="Consolas" w:eastAsia="Consolas"/>
+          <w:b w:val="0"/>
+          <w:sz w:val="19"/>
+        </w:rPr>
+        <w:t>region = "Northern"</w:t>
+      </w:r>
+      <w:r>
+        <w:rPr>
+          <w:b w:val="0"/>
+          <w:i w:val="0"/>
+        </w:rPr>
+        <w:t xml:space="preserve"> appearing beside </w:t>
+      </w:r>
+      <w:r>
+        <w:rPr>
+          <w:rFonts w:ascii="Consolas" w:hAnsi="Consolas" w:eastAsia="Consolas"/>
+          <w:b w:val="0"/>
+          <w:sz w:val="19"/>
+        </w:rPr>
+        <w:t>"North"</w:t>
+      </w:r>
+      <w:r>
+        <w:rPr>
+          <w:b w:val="0"/>
+          <w:i w:val="0"/>
+        </w:rPr>
+        <w:t xml:space="preserve"> is a supplier change, not a population change.</w:t>
+      </w:r>
+    </w:p>
+    <w:p>
+      <w:pPr>
+        <w:pStyle w:val="ListBullet"/>
+      </w:pPr>
+      <w:r>
+        <w:rPr>
+          <w:b/>
+          <w:i w:val="0"/>
+        </w:rPr>
+        <w:t>Population stability index (PSI)</w:t>
+      </w:r>
+      <w:r>
+        <w:rPr>
+          <w:b w:val="0"/>
+          <w:i w:val="0"/>
+        </w:rPr>
+        <w:t xml:space="preserve"> summarises a whole distribution in one number:</w:t>
       </w:r>
     </w:p>
     <w:tbl>
@@ -2459,138 +2515,105 @@
                 <w:b w:val="0"/>
                 <w:sz w:val="16"/>
               </w:rPr>
-              <w:t>def share_changes(prior: dict[str, int], current: dict[str, int]) -&gt; dict[str, float]:</w:t>
-            </w:r>
-          </w:p>
-          <w:p>
-            <w:pPr>
-              <w:spacing w:before="0" w:after="0" w:line="240" w:lineRule="auto"/>
-              <w:ind w:left="567" w:hanging="567"/>
-            </w:pPr>
-            <w:r>
-              <w:rPr>
-                <w:rFonts w:ascii="Consolas" w:hAnsi="Consolas" w:eastAsia="Consolas"/>
-                <w:b w:val="0"/>
-                <w:color w:val="5B6875"/>
-                <w:sz w:val="16"/>
-              </w:rPr>
-              <w:t xml:space="preserve">   2  </w:t>
-            </w:r>
-            <w:r>
-              <w:rPr>
-                <w:rFonts w:ascii="Consolas" w:hAnsi="Consolas" w:eastAsia="Consolas"/>
-                <w:b w:val="0"/>
-                <w:sz w:val="16"/>
-              </w:rPr>
-              <w:t xml:space="preserve">    """Change in share per category."""</w:t>
-            </w:r>
-          </w:p>
-          <w:p>
-            <w:pPr>
-              <w:spacing w:before="0" w:after="0" w:line="240" w:lineRule="auto"/>
-              <w:ind w:left="567" w:hanging="567"/>
-            </w:pPr>
-            <w:r>
-              <w:rPr>
-                <w:rFonts w:ascii="Consolas" w:hAnsi="Consolas" w:eastAsia="Consolas"/>
-                <w:b w:val="0"/>
-                <w:color w:val="5B6875"/>
-                <w:sz w:val="16"/>
-              </w:rPr>
-              <w:t xml:space="preserve">   3  </w:t>
-            </w:r>
-            <w:r>
-              <w:rPr>
-                <w:rFonts w:ascii="Consolas" w:hAnsi="Consolas" w:eastAsia="Consolas"/>
-                <w:b w:val="0"/>
-                <w:sz w:val="16"/>
-              </w:rPr>
-              <w:t xml:space="preserve">    p_total = sum(prior.values())</w:t>
-            </w:r>
-          </w:p>
-          <w:p>
-            <w:pPr>
-              <w:spacing w:before="0" w:after="0" w:line="240" w:lineRule="auto"/>
-              <w:ind w:left="567" w:hanging="567"/>
-            </w:pPr>
-            <w:r>
-              <w:rPr>
-                <w:rFonts w:ascii="Consolas" w:hAnsi="Consolas" w:eastAsia="Consolas"/>
-                <w:b/>
-                <w:color w:val="5B6875"/>
-                <w:sz w:val="16"/>
-              </w:rPr>
-              <w:t xml:space="preserve"> [1]  </w:t>
-            </w:r>
-            <w:r>
-              <w:rPr>
-                <w:rFonts w:ascii="Consolas" w:hAnsi="Consolas" w:eastAsia="Consolas"/>
-                <w:b w:val="0"/>
-                <w:sz w:val="16"/>
-              </w:rPr>
-              <w:t xml:space="preserve">    c_total = sum(current.values())</w:t>
-            </w:r>
-          </w:p>
-          <w:p>
-            <w:pPr>
-              <w:spacing w:before="0" w:after="0" w:line="240" w:lineRule="auto"/>
-              <w:ind w:left="567" w:hanging="567"/>
-            </w:pPr>
-            <w:r>
-              <w:rPr>
-                <w:rFonts w:ascii="Consolas" w:hAnsi="Consolas" w:eastAsia="Consolas"/>
-                <w:b/>
-                <w:color w:val="5B6875"/>
-                <w:sz w:val="16"/>
-              </w:rPr>
-              <w:t xml:space="preserve"> [2]  </w:t>
-            </w:r>
-            <w:r>
-              <w:rPr>
-                <w:rFonts w:ascii="Consolas" w:hAnsi="Consolas" w:eastAsia="Consolas"/>
-                <w:b w:val="0"/>
-                <w:sz w:val="16"/>
-              </w:rPr>
-              <w:t xml:space="preserve">    return {k: current[k] / c_total - prior[k] / p_total for k in prior}</w:t>
+              <w:t>PSI = sum over categories of (actual - expected) x ln(actual / expected)</w:t>
             </w:r>
           </w:p>
         </w:tc>
       </w:tr>
     </w:tbl>
+    <w:p/>
     <w:p>
-      <w:pPr>
-        <w:pStyle w:val="ListNumber"/>
-      </w:pPr>
-      <w:r>
-        <w:rPr>
-          <w:b/>
-        </w:rPr>
-        <w:t xml:space="preserve">Line 4. </w:t>
-      </w:r>
-      <w:r>
-        <w:rPr>
-          <w:b w:val="0"/>
-          <w:i w:val="0"/>
-        </w:rPr>
-        <w:t>An empty wave makes this 0, and the division fails.</w:t>
+      <w:r>
+        <w:rPr>
+          <w:b w:val="0"/>
+          <w:i w:val="0"/>
+        </w:rPr>
+        <w:t xml:space="preserve">where </w:t>
+      </w:r>
+      <w:r>
+        <w:rPr>
+          <w:rFonts w:ascii="Consolas" w:hAnsi="Consolas" w:eastAsia="Consolas"/>
+          <w:b w:val="0"/>
+          <w:sz w:val="19"/>
+        </w:rPr>
+        <w:t>expected</w:t>
+      </w:r>
+      <w:r>
+        <w:rPr>
+          <w:b w:val="0"/>
+          <w:i w:val="0"/>
+        </w:rPr>
+        <w:t xml:space="preserve"> and </w:t>
+      </w:r>
+      <w:r>
+        <w:rPr>
+          <w:rFonts w:ascii="Consolas" w:hAnsi="Consolas" w:eastAsia="Consolas"/>
+          <w:b w:val="0"/>
+          <w:sz w:val="19"/>
+        </w:rPr>
+        <w:t>actual</w:t>
+      </w:r>
+      <w:r>
+        <w:rPr>
+          <w:b w:val="0"/>
+          <w:i w:val="0"/>
+        </w:rPr>
+        <w:t xml:space="preserve"> are shares in the prior and current wave. PSI is 0 when nothing moved. A category with a share of zero makes the logarithm undefined, so replace zero shares with a small floor, such as 0.0001, before computing. A common rule of thumb reads PSI below 0.1 as stable and above 0.25 as a large shift. Those cut-offs are convention, not a standard: calibrate them on your own history of waves.</w:t>
       </w:r>
     </w:p>
     <w:p>
-      <w:pPr>
-        <w:pStyle w:val="ListNumber"/>
-      </w:pPr>
       <w:r>
         <w:rPr>
           <w:b/>
-        </w:rPr>
-        <w:t xml:space="preserve">Line 5. </w:t>
-      </w:r>
-      <w:r>
-        <w:rPr>
-          <w:b w:val="0"/>
-          <w:i w:val="0"/>
-        </w:rPr>
-        <w:t>Loops over prior only. A new category in current is ignored, and a missing one raises KeyError.</w:t>
+          <w:i w:val="0"/>
+        </w:rPr>
+        <w:t>Guard the divisions.</w:t>
+      </w:r>
+      <w:r>
+        <w:rPr>
+          <w:b w:val="0"/>
+          <w:i w:val="0"/>
+        </w:rPr>
+        <w:t xml:space="preserve"> Every share divides by a total. An empty wave, or a variable with no valid answers, gives a total of zero. Your reference </w:t>
+      </w:r>
+      <w:r>
+        <w:rPr>
+          <w:rFonts w:ascii="Consolas" w:hAnsi="Consolas" w:eastAsia="Consolas"/>
+          <w:b w:val="0"/>
+          <w:sz w:val="19"/>
+        </w:rPr>
+        <w:t>_check_distributions</w:t>
+      </w:r>
+      <w:r>
+        <w:rPr>
+          <w:b w:val="0"/>
+          <w:i w:val="0"/>
+        </w:rPr>
+        <w:t xml:space="preserve"> divides by </w:t>
+      </w:r>
+      <w:r>
+        <w:rPr>
+          <w:rFonts w:ascii="Consolas" w:hAnsi="Consolas" w:eastAsia="Consolas"/>
+          <w:b w:val="0"/>
+          <w:sz w:val="19"/>
+        </w:rPr>
+        <w:t>total</w:t>
+      </w:r>
+      <w:r>
+        <w:rPr>
+          <w:b w:val="0"/>
+          <w:i w:val="0"/>
+        </w:rPr>
+        <w:t xml:space="preserve"> with no guard and fails on an empty delivery. Check the total first and report "no data" as its own status.</w:t>
+      </w:r>
+    </w:p>
+    <w:p>
+      <w:r>
+        <w:rPr>
+          <w:b w:val="0"/>
+          <w:i w:val="0"/>
+        </w:rPr>
+        <w:t>Drift is a question, not a verdict. Real change happens. The check makes a person look before the numbers are published.</w:t>
       </w:r>
     </w:p>
     <w:p>
@@ -2598,7 +2621,99 @@
         <w:pStyle w:val="Heading4"/>
       </w:pPr>
       <w:r>
-        <w:t>Worked example: strong code</w:t>
+        <w:t>Why it matters</w:t>
+      </w:r>
+    </w:p>
+    <w:p>
+      <w:r>
+        <w:rPr>
+          <w:b w:val="0"/>
+          <w:i w:val="0"/>
+        </w:rPr>
+        <w:t xml:space="preserve">A supplier renamed region code </w:t>
+      </w:r>
+      <w:r>
+        <w:rPr>
+          <w:rFonts w:ascii="Consolas" w:hAnsi="Consolas" w:eastAsia="Consolas"/>
+          <w:b w:val="0"/>
+          <w:sz w:val="19"/>
+        </w:rPr>
+        <w:t>"North"</w:t>
+      </w:r>
+      <w:r>
+        <w:rPr>
+          <w:b w:val="0"/>
+          <w:i w:val="0"/>
+        </w:rPr>
+        <w:t xml:space="preserve"> to </w:t>
+      </w:r>
+      <w:r>
+        <w:rPr>
+          <w:rFonts w:ascii="Consolas" w:hAnsi="Consolas" w:eastAsia="Consolas"/>
+          <w:b w:val="0"/>
+          <w:sz w:val="19"/>
+        </w:rPr>
+        <w:t>"Northern"</w:t>
+      </w:r>
+      <w:r>
+        <w:rPr>
+          <w:b w:val="0"/>
+          <w:i w:val="0"/>
+        </w:rPr>
+        <w:t xml:space="preserve"> in wave W21. Silver loaded both values, the region lookup matched only </w:t>
+      </w:r>
+      <w:r>
+        <w:rPr>
+          <w:rFonts w:ascii="Consolas" w:hAnsi="Consolas" w:eastAsia="Consolas"/>
+          <w:b w:val="0"/>
+          <w:sz w:val="19"/>
+        </w:rPr>
+        <w:t>"North"</w:t>
+      </w:r>
+      <w:r>
+        <w:rPr>
+          <w:b w:val="0"/>
+          <w:i w:val="0"/>
+        </w:rPr>
+        <w:t xml:space="preserve">, and the northern subgroup fell from 1,900 respondents to 12. Every row count passed. A new-and-missing category check on </w:t>
+      </w:r>
+      <w:r>
+        <w:rPr>
+          <w:rFonts w:ascii="Consolas" w:hAnsi="Consolas" w:eastAsia="Consolas"/>
+          <w:b w:val="0"/>
+          <w:sz w:val="19"/>
+        </w:rPr>
+        <w:t>region</w:t>
+      </w:r>
+      <w:r>
+        <w:rPr>
+          <w:b w:val="0"/>
+          <w:i w:val="0"/>
+        </w:rPr>
+        <w:t xml:space="preserve"> would have flagged </w:t>
+      </w:r>
+      <w:r>
+        <w:rPr>
+          <w:rFonts w:ascii="Consolas" w:hAnsi="Consolas" w:eastAsia="Consolas"/>
+          <w:b w:val="0"/>
+          <w:sz w:val="19"/>
+        </w:rPr>
+        <w:t>"Northern"</w:t>
+      </w:r>
+      <w:r>
+        <w:rPr>
+          <w:b w:val="0"/>
+          <w:i w:val="0"/>
+        </w:rPr>
+        <w:t xml:space="preserve"> on the first run.</w:t>
+      </w:r>
+    </w:p>
+    <w:p>
+      <w:pPr>
+        <w:pStyle w:val="Heading4"/>
+      </w:pPr>
+      <w:r>
+        <w:t>Worked example: weak code</w:t>
       </w:r>
     </w:p>
     <w:tbl>
@@ -2659,7 +2774,7 @@
                 <w:b w:val="0"/>
                 <w:sz w:val="16"/>
               </w:rPr>
-              <w:t xml:space="preserve">    """Change in share per category, over the union of categories.</w:t>
+              <w:t xml:space="preserve">    """Change in share per category."""</w:t>
             </w:r>
           </w:p>
           <w:p>
@@ -2682,7 +2797,7 @@
                 <w:b w:val="0"/>
                 <w:sz w:val="16"/>
               </w:rPr>
-              <w:t xml:space="preserve"> </w:t>
+              <w:t xml:space="preserve">    p_total = sum(prior.values())</w:t>
             </w:r>
           </w:p>
           <w:p>
@@ -2693,19 +2808,19 @@
             <w:r>
               <w:rPr>
                 <w:rFonts w:ascii="Consolas" w:hAnsi="Consolas" w:eastAsia="Consolas"/>
-                <w:b w:val="0"/>
+                <w:b/>
                 <w:color w:val="5B6875"/>
                 <w:sz w:val="16"/>
               </w:rPr>
-              <w:t xml:space="preserve">   4  </w:t>
-            </w:r>
-            <w:r>
-              <w:rPr>
-                <w:rFonts w:ascii="Consolas" w:hAnsi="Consolas" w:eastAsia="Consolas"/>
-                <w:b w:val="0"/>
-                <w:sz w:val="16"/>
-              </w:rPr>
-              <w:t xml:space="preserve">    Raises:</w:t>
+              <w:t xml:space="preserve"> [1]  </w:t>
+            </w:r>
+            <w:r>
+              <w:rPr>
+                <w:rFonts w:ascii="Consolas" w:hAnsi="Consolas" w:eastAsia="Consolas"/>
+                <w:b w:val="0"/>
+                <w:sz w:val="16"/>
+              </w:rPr>
+              <w:t xml:space="preserve">    c_total = sum(current.values())</w:t>
             </w:r>
           </w:p>
           <w:p>
@@ -2716,148 +2831,10 @@
             <w:r>
               <w:rPr>
                 <w:rFonts w:ascii="Consolas" w:hAnsi="Consolas" w:eastAsia="Consolas"/>
-                <w:b w:val="0"/>
-                <w:color w:val="5B6875"/>
-                <w:sz w:val="16"/>
-              </w:rPr>
-              <w:t xml:space="preserve">   5  </w:t>
-            </w:r>
-            <w:r>
-              <w:rPr>
-                <w:rFonts w:ascii="Consolas" w:hAnsi="Consolas" w:eastAsia="Consolas"/>
-                <w:b w:val="0"/>
-                <w:sz w:val="16"/>
-              </w:rPr>
-              <w:t xml:space="preserve">        ValueError: If either wave has no observations.</w:t>
-            </w:r>
-          </w:p>
-          <w:p>
-            <w:pPr>
-              <w:spacing w:before="0" w:after="0" w:line="240" w:lineRule="auto"/>
-              <w:ind w:left="567" w:hanging="567"/>
-            </w:pPr>
-            <w:r>
-              <w:rPr>
-                <w:rFonts w:ascii="Consolas" w:hAnsi="Consolas" w:eastAsia="Consolas"/>
-                <w:b w:val="0"/>
-                <w:color w:val="5B6875"/>
-                <w:sz w:val="16"/>
-              </w:rPr>
-              <w:t xml:space="preserve">   6  </w:t>
-            </w:r>
-            <w:r>
-              <w:rPr>
-                <w:rFonts w:ascii="Consolas" w:hAnsi="Consolas" w:eastAsia="Consolas"/>
-                <w:b w:val="0"/>
-                <w:sz w:val="16"/>
-              </w:rPr>
-              <w:t xml:space="preserve">    """</w:t>
-            </w:r>
-          </w:p>
-          <w:p>
-            <w:pPr>
-              <w:spacing w:before="0" w:after="0" w:line="240" w:lineRule="auto"/>
-              <w:ind w:left="567" w:hanging="567"/>
-            </w:pPr>
-            <w:r>
-              <w:rPr>
-                <w:rFonts w:ascii="Consolas" w:hAnsi="Consolas" w:eastAsia="Consolas"/>
-                <w:b w:val="0"/>
-                <w:color w:val="5B6875"/>
-                <w:sz w:val="16"/>
-              </w:rPr>
-              <w:t xml:space="preserve">   7  </w:t>
-            </w:r>
-            <w:r>
-              <w:rPr>
-                <w:rFonts w:ascii="Consolas" w:hAnsi="Consolas" w:eastAsia="Consolas"/>
-                <w:b w:val="0"/>
-                <w:sz w:val="16"/>
-              </w:rPr>
-              <w:t xml:space="preserve">    p_total = sum(prior.values())</w:t>
-            </w:r>
-          </w:p>
-          <w:p>
-            <w:pPr>
-              <w:spacing w:before="0" w:after="0" w:line="240" w:lineRule="auto"/>
-              <w:ind w:left="567" w:hanging="567"/>
-            </w:pPr>
-            <w:r>
-              <w:rPr>
-                <w:rFonts w:ascii="Consolas" w:hAnsi="Consolas" w:eastAsia="Consolas"/>
-                <w:b w:val="0"/>
-                <w:color w:val="5B6875"/>
-                <w:sz w:val="16"/>
-              </w:rPr>
-              <w:t xml:space="preserve">   8  </w:t>
-            </w:r>
-            <w:r>
-              <w:rPr>
-                <w:rFonts w:ascii="Consolas" w:hAnsi="Consolas" w:eastAsia="Consolas"/>
-                <w:b w:val="0"/>
-                <w:sz w:val="16"/>
-              </w:rPr>
-              <w:t xml:space="preserve">    c_total = sum(current.values())</w:t>
-            </w:r>
-          </w:p>
-          <w:p>
-            <w:pPr>
-              <w:spacing w:before="0" w:after="0" w:line="240" w:lineRule="auto"/>
-              <w:ind w:left="567" w:hanging="567"/>
-            </w:pPr>
-            <w:r>
-              <w:rPr>
-                <w:rFonts w:ascii="Consolas" w:hAnsi="Consolas" w:eastAsia="Consolas"/>
                 <w:b/>
                 <w:color w:val="5B6875"/>
                 <w:sz w:val="16"/>
               </w:rPr>
-              <w:t xml:space="preserve"> [1]  </w:t>
-            </w:r>
-            <w:r>
-              <w:rPr>
-                <w:rFonts w:ascii="Consolas" w:hAnsi="Consolas" w:eastAsia="Consolas"/>
-                <w:b w:val="0"/>
-                <w:sz w:val="16"/>
-              </w:rPr>
-              <w:t xml:space="preserve">    if p_total == 0 or c_total == 0:</w:t>
-            </w:r>
-          </w:p>
-          <w:p>
-            <w:pPr>
-              <w:spacing w:before="0" w:after="0" w:line="240" w:lineRule="auto"/>
-              <w:ind w:left="567" w:hanging="567"/>
-            </w:pPr>
-            <w:r>
-              <w:rPr>
-                <w:rFonts w:ascii="Consolas" w:hAnsi="Consolas" w:eastAsia="Consolas"/>
-                <w:b w:val="0"/>
-                <w:color w:val="5B6875"/>
-                <w:sz w:val="16"/>
-              </w:rPr>
-              <w:t xml:space="preserve">  10  </w:t>
-            </w:r>
-            <w:r>
-              <w:rPr>
-                <w:rFonts w:ascii="Consolas" w:hAnsi="Consolas" w:eastAsia="Consolas"/>
-                <w:b w:val="0"/>
-                <w:sz w:val="16"/>
-              </w:rPr>
-              <w:t xml:space="preserve">        raise ValueError("a wave has no observations")</w:t>
-            </w:r>
-          </w:p>
-          <w:p>
-            <w:pPr>
-              <w:spacing w:before="0" w:after="0" w:line="240" w:lineRule="auto"/>
-              <w:ind w:left="567" w:hanging="567"/>
-            </w:pPr>
-            <w:r>
-              <w:rPr>
-                <w:rFonts w:ascii="Consolas" w:hAnsi="Consolas" w:eastAsia="Consolas"/>
-                <w:b/>
-                <w:color w:val="5B6875"/>
-                <w:sz w:val="16"/>
-              </w:rPr>
               <w:t xml:space="preserve"> [2]  </w:t>
             </w:r>
             <w:r>
@@ -2866,76 +2843,7 @@
                 <w:b w:val="0"/>
                 <w:sz w:val="16"/>
               </w:rPr>
-              <w:t xml:space="preserve">    categories = sorted(prior.keys() | current.keys())</w:t>
-            </w:r>
-          </w:p>
-          <w:p>
-            <w:pPr>
-              <w:spacing w:before="0" w:after="0" w:line="240" w:lineRule="auto"/>
-              <w:ind w:left="567" w:hanging="567"/>
-            </w:pPr>
-            <w:r>
-              <w:rPr>
-                <w:rFonts w:ascii="Consolas" w:hAnsi="Consolas" w:eastAsia="Consolas"/>
-                <w:b w:val="0"/>
-                <w:color w:val="5B6875"/>
-                <w:sz w:val="16"/>
-              </w:rPr>
-              <w:t xml:space="preserve">  12  </w:t>
-            </w:r>
-            <w:r>
-              <w:rPr>
-                <w:rFonts w:ascii="Consolas" w:hAnsi="Consolas" w:eastAsia="Consolas"/>
-                <w:b w:val="0"/>
-                <w:sz w:val="16"/>
-              </w:rPr>
-              <w:t xml:space="preserve">    return {</w:t>
-            </w:r>
-          </w:p>
-          <w:p>
-            <w:pPr>
-              <w:spacing w:before="0" w:after="0" w:line="240" w:lineRule="auto"/>
-              <w:ind w:left="567" w:hanging="567"/>
-            </w:pPr>
-            <w:r>
-              <w:rPr>
-                <w:rFonts w:ascii="Consolas" w:hAnsi="Consolas" w:eastAsia="Consolas"/>
-                <w:b w:val="0"/>
-                <w:color w:val="5B6875"/>
-                <w:sz w:val="16"/>
-              </w:rPr>
-              <w:t xml:space="preserve">  13  </w:t>
-            </w:r>
-            <w:r>
-              <w:rPr>
-                <w:rFonts w:ascii="Consolas" w:hAnsi="Consolas" w:eastAsia="Consolas"/>
-                <w:b w:val="0"/>
-                <w:sz w:val="16"/>
-              </w:rPr>
-              <w:t xml:space="preserve">        k: current.get(k, 0) / c_total - prior.get(k, 0) / p_total for k in categories</w:t>
-            </w:r>
-          </w:p>
-          <w:p>
-            <w:pPr>
-              <w:spacing w:before="0" w:after="0" w:line="240" w:lineRule="auto"/>
-              <w:ind w:left="567" w:hanging="567"/>
-            </w:pPr>
-            <w:r>
-              <w:rPr>
-                <w:rFonts w:ascii="Consolas" w:hAnsi="Consolas" w:eastAsia="Consolas"/>
-                <w:b w:val="0"/>
-                <w:color w:val="5B6875"/>
-                <w:sz w:val="16"/>
-              </w:rPr>
-              <w:t xml:space="preserve">  14  </w:t>
-            </w:r>
-            <w:r>
-              <w:rPr>
-                <w:rFonts w:ascii="Consolas" w:hAnsi="Consolas" w:eastAsia="Consolas"/>
-                <w:b w:val="0"/>
-                <w:sz w:val="16"/>
-              </w:rPr>
-              <w:t xml:space="preserve">    }</w:t>
+              <w:t xml:space="preserve">    return {k: current[k] / c_total - prior[k] / p_total for k in prior}</w:t>
             </w:r>
           </w:p>
         </w:tc>
@@ -2949,14 +2857,14 @@
         <w:rPr>
           <w:b/>
         </w:rPr>
-        <w:t xml:space="preserve">Line 9. </w:t>
-      </w:r>
-      <w:r>
-        <w:rPr>
-          <w:b w:val="0"/>
-          <w:i w:val="0"/>
-        </w:rPr>
-        <w:t>An empty wave is reported, not divided by.</w:t>
+        <w:t xml:space="preserve">Line 4. </w:t>
+      </w:r>
+      <w:r>
+        <w:rPr>
+          <w:b w:val="0"/>
+          <w:i w:val="0"/>
+        </w:rPr>
+        <w:t>An empty wave makes this 0, and the division fails.</w:t>
       </w:r>
     </w:p>
     <w:p>
@@ -2967,23 +2875,14 @@
         <w:rPr>
           <w:b/>
         </w:rPr>
-        <w:t xml:space="preserve">Line 11. </w:t>
-      </w:r>
-      <w:r>
-        <w:rPr>
-          <w:b w:val="0"/>
-          <w:i w:val="0"/>
-        </w:rPr>
-        <w:t>New and missing categories both appear, with a share of 0 on the side where they are absent.</w:t>
-      </w:r>
-    </w:p>
-    <w:p>
-      <w:r>
-        <w:rPr>
-          <w:b w:val="0"/>
-          <w:i w:val="0"/>
-        </w:rPr>
-        <w:t>Compare shares over the union of categories, flag new and missing values, summarise with PSI, and guard every total.</w:t>
+        <w:t xml:space="preserve">Line 5. </w:t>
+      </w:r>
+      <w:r>
+        <w:rPr>
+          <w:b w:val="0"/>
+          <w:i w:val="0"/>
+        </w:rPr>
+        <w:t>Loops over prior only. A new category in current is ignored, and a missing one raises KeyError.</w:t>
       </w:r>
     </w:p>
     <w:p>
@@ -2991,206 +2890,7 @@
         <w:pStyle w:val="Heading4"/>
       </w:pPr>
       <w:r>
-        <w:t>Recap card</w:t>
-      </w:r>
-    </w:p>
-    <w:p>
-      <w:pPr>
-        <w:pStyle w:val="ListBullet"/>
-      </w:pPr>
-      <w:r>
-        <w:rPr>
-          <w:b/>
-          <w:i w:val="0"/>
-        </w:rPr>
-        <w:t>Three drift checks</w:t>
-      </w:r>
-      <w:r>
-        <w:rPr>
-          <w:b w:val="0"/>
-          <w:i w:val="0"/>
-        </w:rPr>
-        <w:t xml:space="preserve"> Category shares vs prior wave, new and missing categories, and a PSI summary.</w:t>
-      </w:r>
-    </w:p>
-    <w:p>
-      <w:pPr>
-        <w:pStyle w:val="ListBullet"/>
-      </w:pPr>
-      <w:r>
-        <w:rPr>
-          <w:b/>
-          <w:i w:val="0"/>
-        </w:rPr>
-        <w:t>PSI formula</w:t>
-      </w:r>
-      <w:r>
-        <w:rPr>
-          <w:b w:val="0"/>
-          <w:i w:val="0"/>
-        </w:rPr>
-        <w:t xml:space="preserve"> Sum of (actual - expected) x ln(actual / expected) over shares, with zero shares floored.</w:t>
-      </w:r>
-    </w:p>
-    <w:p>
-      <w:pPr>
-        <w:pStyle w:val="ListBullet"/>
-      </w:pPr>
-      <w:r>
-        <w:rPr>
-          <w:b/>
-          <w:i w:val="0"/>
-        </w:rPr>
-        <w:t>PSI thresholds 0.1 and 0.25</w:t>
-      </w:r>
-      <w:r>
-        <w:rPr>
-          <w:b w:val="0"/>
-          <w:i w:val="0"/>
-        </w:rPr>
-        <w:t xml:space="preserve"> A rule of thumb, not a standard. Calibrate on your own wave history.</w:t>
-      </w:r>
-    </w:p>
-    <w:p>
-      <w:pPr>
-        <w:pStyle w:val="ListBullet"/>
-      </w:pPr>
-      <w:r>
-        <w:rPr>
-          <w:b/>
-          <w:i w:val="0"/>
-        </w:rPr>
-        <w:t>Percentage points vs relative change</w:t>
-      </w:r>
-      <w:r>
-        <w:rPr>
-          <w:b w:val="0"/>
-          <w:i w:val="0"/>
-        </w:rPr>
-        <w:t xml:space="preserve"> 30% to 45% is +15 points and +50% relative. Say which a tolerance uses.</w:t>
-      </w:r>
-    </w:p>
-    <w:p>
-      <w:pPr>
-        <w:pStyle w:val="Heading4"/>
-      </w:pPr>
-      <w:r>
-        <w:t>Practice</w:t>
-      </w:r>
-    </w:p>
-    <w:p>
-      <w:pPr>
-        <w:pStyle w:val="Heading5"/>
-      </w:pPr>
-      <w:r>
-        <w:t>Exercise 1. Multiple choice (level 1)</w:t>
-      </w:r>
-    </w:p>
-    <w:p>
-      <w:r>
-        <w:rPr>
-          <w:b w:val="0"/>
-          <w:i w:val="0"/>
-        </w:rPr>
-        <w:t>Wave W20 has region values North, South, East. Wave W21 has Northern, South, East. Row counts match. What is the most likely cause?</w:t>
-      </w:r>
-    </w:p>
-    <w:p>
-      <w:pPr>
-        <w:pStyle w:val="ListBullet"/>
-      </w:pPr>
-      <w:r>
-        <w:rPr>
-          <w:b w:val="0"/>
-          <w:i w:val="0"/>
-        </w:rPr>
-        <w:t>a) A recode by the supplier</w:t>
-      </w:r>
-    </w:p>
-    <w:p>
-      <w:pPr>
-        <w:pStyle w:val="ListBullet"/>
-      </w:pPr>
-      <w:r>
-        <w:rPr>
-          <w:b w:val="0"/>
-          <w:i w:val="0"/>
-        </w:rPr>
-        <w:t>b) The population of the North moved</w:t>
-      </w:r>
-    </w:p>
-    <w:p>
-      <w:pPr>
-        <w:pStyle w:val="ListBullet"/>
-      </w:pPr>
-      <w:r>
-        <w:rPr>
-          <w:b w:val="0"/>
-          <w:i w:val="0"/>
-        </w:rPr>
-        <w:t>c) A weighting error</w:t>
-      </w:r>
-    </w:p>
-    <w:p>
-      <w:pPr>
-        <w:pStyle w:val="ListBullet"/>
-      </w:pPr>
-      <w:r>
-        <w:rPr>
-          <w:b w:val="0"/>
-          <w:i w:val="0"/>
-        </w:rPr>
-        <w:t>d) Normal sampling variation</w:t>
-      </w:r>
-    </w:p>
-    <w:p>
-      <w:r>
-        <w:rPr>
-          <w:b/>
-          <w:i w:val="0"/>
-        </w:rPr>
-        <w:t>Why?</w:t>
-      </w:r>
-    </w:p>
-    <w:p>
-      <w:pPr>
-        <w:pStyle w:val="ListBullet"/>
-      </w:pPr>
-      <w:r>
-        <w:rPr>
-          <w:b w:val="0"/>
-          <w:i w:val="0"/>
-        </w:rPr>
-        <w:t>r1) A category that vanishes while a similar new one appears is a label change until proven otherwise.</w:t>
-      </w:r>
-    </w:p>
-    <w:p>
-      <w:pPr>
-        <w:pStyle w:val="ListBullet"/>
-      </w:pPr>
-      <w:r>
-        <w:rPr>
-          <w:b w:val="0"/>
-          <w:i w:val="0"/>
-        </w:rPr>
-        <w:t>r2) Suppliers always rename categories between waves.</w:t>
-      </w:r>
-    </w:p>
-    <w:p>
-      <w:pPr>
-        <w:pStyle w:val="Heading5"/>
-      </w:pPr>
-      <w:r>
-        <w:t>Exercise 2. Predict the output (level 2)</w:t>
-      </w:r>
-    </w:p>
-    <w:p>
-      <w:r>
-        <w:rPr>
-          <w:b w:val="0"/>
-          <w:i w:val="0"/>
-        </w:rPr>
-        <w:t>What does this print?</w:t>
+        <w:t>Worked example: strong code</w:t>
       </w:r>
     </w:p>
     <w:tbl>
@@ -3228,7 +2928,7 @@
                 <w:b w:val="0"/>
                 <w:sz w:val="16"/>
               </w:rPr>
-              <w:t>prior = {"yes": 30, "no": 70}</w:t>
+              <w:t>def share_changes(prior: dict[str, int], current: dict[str, int]) -&gt; dict[str, float]:</w:t>
             </w:r>
           </w:p>
           <w:p>
@@ -3251,7 +2951,7 @@
                 <w:b w:val="0"/>
                 <w:sz w:val="16"/>
               </w:rPr>
-              <w:t>current = {"yes": 45, "no": 55}</w:t>
+              <w:t xml:space="preserve">    """Change in share per category, over the union of categories.</w:t>
             </w:r>
           </w:p>
           <w:p>
@@ -3274,7 +2974,7 @@
                 <w:b w:val="0"/>
                 <w:sz w:val="16"/>
               </w:rPr>
-              <w:t>change = current["yes"] / 100 - prior["yes"] / 100</w:t>
+              <w:t xml:space="preserve"> </w:t>
             </w:r>
           </w:p>
           <w:p>
@@ -3297,19 +2997,385 @@
                 <w:b w:val="0"/>
                 <w:sz w:val="16"/>
               </w:rPr>
-              <w:t>print(round(change * 100))</w:t>
+              <w:t xml:space="preserve">    Raises:</w:t>
+            </w:r>
+          </w:p>
+          <w:p>
+            <w:pPr>
+              <w:spacing w:before="0" w:after="0" w:line="240" w:lineRule="auto"/>
+              <w:ind w:left="567" w:hanging="567"/>
+            </w:pPr>
+            <w:r>
+              <w:rPr>
+                <w:rFonts w:ascii="Consolas" w:hAnsi="Consolas" w:eastAsia="Consolas"/>
+                <w:b w:val="0"/>
+                <w:color w:val="5B6875"/>
+                <w:sz w:val="16"/>
+              </w:rPr>
+              <w:t xml:space="preserve">   5  </w:t>
+            </w:r>
+            <w:r>
+              <w:rPr>
+                <w:rFonts w:ascii="Consolas" w:hAnsi="Consolas" w:eastAsia="Consolas"/>
+                <w:b w:val="0"/>
+                <w:sz w:val="16"/>
+              </w:rPr>
+              <w:t xml:space="preserve">        ValueError: If either wave has no observations.</w:t>
+            </w:r>
+          </w:p>
+          <w:p>
+            <w:pPr>
+              <w:spacing w:before="0" w:after="0" w:line="240" w:lineRule="auto"/>
+              <w:ind w:left="567" w:hanging="567"/>
+            </w:pPr>
+            <w:r>
+              <w:rPr>
+                <w:rFonts w:ascii="Consolas" w:hAnsi="Consolas" w:eastAsia="Consolas"/>
+                <w:b w:val="0"/>
+                <w:color w:val="5B6875"/>
+                <w:sz w:val="16"/>
+              </w:rPr>
+              <w:t xml:space="preserve">   6  </w:t>
+            </w:r>
+            <w:r>
+              <w:rPr>
+                <w:rFonts w:ascii="Consolas" w:hAnsi="Consolas" w:eastAsia="Consolas"/>
+                <w:b w:val="0"/>
+                <w:sz w:val="16"/>
+              </w:rPr>
+              <w:t xml:space="preserve">    """</w:t>
+            </w:r>
+          </w:p>
+          <w:p>
+            <w:pPr>
+              <w:spacing w:before="0" w:after="0" w:line="240" w:lineRule="auto"/>
+              <w:ind w:left="567" w:hanging="567"/>
+            </w:pPr>
+            <w:r>
+              <w:rPr>
+                <w:rFonts w:ascii="Consolas" w:hAnsi="Consolas" w:eastAsia="Consolas"/>
+                <w:b w:val="0"/>
+                <w:color w:val="5B6875"/>
+                <w:sz w:val="16"/>
+              </w:rPr>
+              <w:t xml:space="preserve">   7  </w:t>
+            </w:r>
+            <w:r>
+              <w:rPr>
+                <w:rFonts w:ascii="Consolas" w:hAnsi="Consolas" w:eastAsia="Consolas"/>
+                <w:b w:val="0"/>
+                <w:sz w:val="16"/>
+              </w:rPr>
+              <w:t xml:space="preserve">    p_total = sum(prior.values())</w:t>
+            </w:r>
+          </w:p>
+          <w:p>
+            <w:pPr>
+              <w:spacing w:before="0" w:after="0" w:line="240" w:lineRule="auto"/>
+              <w:ind w:left="567" w:hanging="567"/>
+            </w:pPr>
+            <w:r>
+              <w:rPr>
+                <w:rFonts w:ascii="Consolas" w:hAnsi="Consolas" w:eastAsia="Consolas"/>
+                <w:b w:val="0"/>
+                <w:color w:val="5B6875"/>
+                <w:sz w:val="16"/>
+              </w:rPr>
+              <w:t xml:space="preserve">   8  </w:t>
+            </w:r>
+            <w:r>
+              <w:rPr>
+                <w:rFonts w:ascii="Consolas" w:hAnsi="Consolas" w:eastAsia="Consolas"/>
+                <w:b w:val="0"/>
+                <w:sz w:val="16"/>
+              </w:rPr>
+              <w:t xml:space="preserve">    c_total = sum(current.values())</w:t>
+            </w:r>
+          </w:p>
+          <w:p>
+            <w:pPr>
+              <w:spacing w:before="0" w:after="0" w:line="240" w:lineRule="auto"/>
+              <w:ind w:left="567" w:hanging="567"/>
+            </w:pPr>
+            <w:r>
+              <w:rPr>
+                <w:rFonts w:ascii="Consolas" w:hAnsi="Consolas" w:eastAsia="Consolas"/>
+                <w:b/>
+                <w:color w:val="5B6875"/>
+                <w:sz w:val="16"/>
+              </w:rPr>
+              <w:t xml:space="preserve"> [1]  </w:t>
+            </w:r>
+            <w:r>
+              <w:rPr>
+                <w:rFonts w:ascii="Consolas" w:hAnsi="Consolas" w:eastAsia="Consolas"/>
+                <w:b w:val="0"/>
+                <w:sz w:val="16"/>
+              </w:rPr>
+              <w:t xml:space="preserve">    if p_total == 0 or c_total == 0:</w:t>
+            </w:r>
+          </w:p>
+          <w:p>
+            <w:pPr>
+              <w:spacing w:before="0" w:after="0" w:line="240" w:lineRule="auto"/>
+              <w:ind w:left="567" w:hanging="567"/>
+            </w:pPr>
+            <w:r>
+              <w:rPr>
+                <w:rFonts w:ascii="Consolas" w:hAnsi="Consolas" w:eastAsia="Consolas"/>
+                <w:b w:val="0"/>
+                <w:color w:val="5B6875"/>
+                <w:sz w:val="16"/>
+              </w:rPr>
+              <w:t xml:space="preserve">  10  </w:t>
+            </w:r>
+            <w:r>
+              <w:rPr>
+                <w:rFonts w:ascii="Consolas" w:hAnsi="Consolas" w:eastAsia="Consolas"/>
+                <w:b w:val="0"/>
+                <w:sz w:val="16"/>
+              </w:rPr>
+              <w:t xml:space="preserve">        raise ValueError("a wave has no observations")</w:t>
+            </w:r>
+          </w:p>
+          <w:p>
+            <w:pPr>
+              <w:spacing w:before="0" w:after="0" w:line="240" w:lineRule="auto"/>
+              <w:ind w:left="567" w:hanging="567"/>
+            </w:pPr>
+            <w:r>
+              <w:rPr>
+                <w:rFonts w:ascii="Consolas" w:hAnsi="Consolas" w:eastAsia="Consolas"/>
+                <w:b/>
+                <w:color w:val="5B6875"/>
+                <w:sz w:val="16"/>
+              </w:rPr>
+              <w:t xml:space="preserve"> [2]  </w:t>
+            </w:r>
+            <w:r>
+              <w:rPr>
+                <w:rFonts w:ascii="Consolas" w:hAnsi="Consolas" w:eastAsia="Consolas"/>
+                <w:b w:val="0"/>
+                <w:sz w:val="16"/>
+              </w:rPr>
+              <w:t xml:space="preserve">    categories = sorted(prior.keys() | current.keys())</w:t>
+            </w:r>
+          </w:p>
+          <w:p>
+            <w:pPr>
+              <w:spacing w:before="0" w:after="0" w:line="240" w:lineRule="auto"/>
+              <w:ind w:left="567" w:hanging="567"/>
+            </w:pPr>
+            <w:r>
+              <w:rPr>
+                <w:rFonts w:ascii="Consolas" w:hAnsi="Consolas" w:eastAsia="Consolas"/>
+                <w:b w:val="0"/>
+                <w:color w:val="5B6875"/>
+                <w:sz w:val="16"/>
+              </w:rPr>
+              <w:t xml:space="preserve">  12  </w:t>
+            </w:r>
+            <w:r>
+              <w:rPr>
+                <w:rFonts w:ascii="Consolas" w:hAnsi="Consolas" w:eastAsia="Consolas"/>
+                <w:b w:val="0"/>
+                <w:sz w:val="16"/>
+              </w:rPr>
+              <w:t xml:space="preserve">    return {</w:t>
+            </w:r>
+          </w:p>
+          <w:p>
+            <w:pPr>
+              <w:spacing w:before="0" w:after="0" w:line="240" w:lineRule="auto"/>
+              <w:ind w:left="567" w:hanging="567"/>
+            </w:pPr>
+            <w:r>
+              <w:rPr>
+                <w:rFonts w:ascii="Consolas" w:hAnsi="Consolas" w:eastAsia="Consolas"/>
+                <w:b w:val="0"/>
+                <w:color w:val="5B6875"/>
+                <w:sz w:val="16"/>
+              </w:rPr>
+              <w:t xml:space="preserve">  13  </w:t>
+            </w:r>
+            <w:r>
+              <w:rPr>
+                <w:rFonts w:ascii="Consolas" w:hAnsi="Consolas" w:eastAsia="Consolas"/>
+                <w:b w:val="0"/>
+                <w:sz w:val="16"/>
+              </w:rPr>
+              <w:t xml:space="preserve">        k: current.get(k, 0) / c_total - prior.get(k, 0) / p_total for k in categories</w:t>
+            </w:r>
+          </w:p>
+          <w:p>
+            <w:pPr>
+              <w:spacing w:before="0" w:after="0" w:line="240" w:lineRule="auto"/>
+              <w:ind w:left="567" w:hanging="567"/>
+            </w:pPr>
+            <w:r>
+              <w:rPr>
+                <w:rFonts w:ascii="Consolas" w:hAnsi="Consolas" w:eastAsia="Consolas"/>
+                <w:b w:val="0"/>
+                <w:color w:val="5B6875"/>
+                <w:sz w:val="16"/>
+              </w:rPr>
+              <w:t xml:space="preserve">  14  </w:t>
+            </w:r>
+            <w:r>
+              <w:rPr>
+                <w:rFonts w:ascii="Consolas" w:hAnsi="Consolas" w:eastAsia="Consolas"/>
+                <w:b w:val="0"/>
+                <w:sz w:val="16"/>
+              </w:rPr>
+              <w:t xml:space="preserve">    }</w:t>
             </w:r>
           </w:p>
         </w:tc>
       </w:tr>
     </w:tbl>
-    <w:p/>
+    <w:p>
+      <w:pPr>
+        <w:pStyle w:val="ListNumber"/>
+      </w:pPr>
+      <w:r>
+        <w:rPr>
+          <w:b/>
+        </w:rPr>
+        <w:t xml:space="preserve">Line 9. </w:t>
+      </w:r>
+      <w:r>
+        <w:rPr>
+          <w:b w:val="0"/>
+          <w:i w:val="0"/>
+        </w:rPr>
+        <w:t>An empty wave is reported, not divided by.</w:t>
+      </w:r>
+    </w:p>
+    <w:p>
+      <w:pPr>
+        <w:pStyle w:val="ListNumber"/>
+      </w:pPr>
+      <w:r>
+        <w:rPr>
+          <w:b/>
+        </w:rPr>
+        <w:t xml:space="preserve">Line 11. </w:t>
+      </w:r>
+      <w:r>
+        <w:rPr>
+          <w:b w:val="0"/>
+          <w:i w:val="0"/>
+        </w:rPr>
+        <w:t>New and missing categories both appear, with a share of 0 on the side where they are absent.</w:t>
+      </w:r>
+    </w:p>
+    <w:p>
+      <w:r>
+        <w:rPr>
+          <w:b w:val="0"/>
+          <w:i w:val="0"/>
+        </w:rPr>
+        <w:t>Compare shares over the union of categories, flag new and missing values, summarise with PSI, and guard every total.</w:t>
+      </w:r>
+    </w:p>
+    <w:p>
+      <w:pPr>
+        <w:pStyle w:val="Heading4"/>
+      </w:pPr>
+      <w:r>
+        <w:t>Recap card</w:t>
+      </w:r>
+    </w:p>
+    <w:p>
+      <w:pPr>
+        <w:pStyle w:val="ListBullet"/>
+      </w:pPr>
+      <w:r>
+        <w:rPr>
+          <w:b/>
+          <w:i w:val="0"/>
+        </w:rPr>
+        <w:t>Three drift checks</w:t>
+      </w:r>
+      <w:r>
+        <w:rPr>
+          <w:b w:val="0"/>
+          <w:i w:val="0"/>
+        </w:rPr>
+        <w:t xml:space="preserve"> Category shares vs prior wave, new and missing categories, and a PSI summary.</w:t>
+      </w:r>
+    </w:p>
+    <w:p>
+      <w:pPr>
+        <w:pStyle w:val="ListBullet"/>
+      </w:pPr>
+      <w:r>
+        <w:rPr>
+          <w:b/>
+          <w:i w:val="0"/>
+        </w:rPr>
+        <w:t>PSI formula</w:t>
+      </w:r>
+      <w:r>
+        <w:rPr>
+          <w:b w:val="0"/>
+          <w:i w:val="0"/>
+        </w:rPr>
+        <w:t xml:space="preserve"> Sum of (actual - expected) x ln(actual / expected) over shares, with zero shares floored.</w:t>
+      </w:r>
+    </w:p>
+    <w:p>
+      <w:pPr>
+        <w:pStyle w:val="ListBullet"/>
+      </w:pPr>
+      <w:r>
+        <w:rPr>
+          <w:b/>
+          <w:i w:val="0"/>
+        </w:rPr>
+        <w:t>PSI thresholds 0.1 and 0.25</w:t>
+      </w:r>
+      <w:r>
+        <w:rPr>
+          <w:b w:val="0"/>
+          <w:i w:val="0"/>
+        </w:rPr>
+        <w:t xml:space="preserve"> A rule of thumb, not a standard. Calibrate on your own wave history.</w:t>
+      </w:r>
+    </w:p>
+    <w:p>
+      <w:pPr>
+        <w:pStyle w:val="ListBullet"/>
+      </w:pPr>
+      <w:r>
+        <w:rPr>
+          <w:b/>
+          <w:i w:val="0"/>
+        </w:rPr>
+        <w:t>Percentage points vs relative change</w:t>
+      </w:r>
+      <w:r>
+        <w:rPr>
+          <w:b w:val="0"/>
+          <w:i w:val="0"/>
+        </w:rPr>
+        <w:t xml:space="preserve"> 30% to 45% is +15 points and +50% relative. Say which a tolerance uses.</w:t>
+      </w:r>
+    </w:p>
+    <w:p>
+      <w:pPr>
+        <w:pStyle w:val="Heading4"/>
+      </w:pPr>
+      <w:r>
+        <w:t>Practice</w:t>
+      </w:r>
+    </w:p>
     <w:p>
       <w:pPr>
         <w:pStyle w:val="Heading5"/>
       </w:pPr>
       <w:r>
-        <w:t>Exercise 3. Fill the gap (level 2)</w:t>
+        <w:t>Exercise 1. Multiple choice (level 1)</w:t>
       </w:r>
     </w:p>
     <w:p>
@@ -3318,7 +3384,105 @@
           <w:b w:val="0"/>
           <w:i w:val="0"/>
         </w:rPr>
-        <w:t>Complete the PSI term for one category, with zero shares floored.</w:t>
+        <w:t>Wave W20 has region values North, South, East. Wave W21 has Northern, South, East. Row counts match. What is the most likely cause?</w:t>
+      </w:r>
+    </w:p>
+    <w:p>
+      <w:pPr>
+        <w:pStyle w:val="ListBullet"/>
+      </w:pPr>
+      <w:r>
+        <w:rPr>
+          <w:b w:val="0"/>
+          <w:i w:val="0"/>
+        </w:rPr>
+        <w:t>a) A recode by the supplier</w:t>
+      </w:r>
+    </w:p>
+    <w:p>
+      <w:pPr>
+        <w:pStyle w:val="ListBullet"/>
+      </w:pPr>
+      <w:r>
+        <w:rPr>
+          <w:b w:val="0"/>
+          <w:i w:val="0"/>
+        </w:rPr>
+        <w:t>b) The population of the North moved</w:t>
+      </w:r>
+    </w:p>
+    <w:p>
+      <w:pPr>
+        <w:pStyle w:val="ListBullet"/>
+      </w:pPr>
+      <w:r>
+        <w:rPr>
+          <w:b w:val="0"/>
+          <w:i w:val="0"/>
+        </w:rPr>
+        <w:t>c) A weighting error</w:t>
+      </w:r>
+    </w:p>
+    <w:p>
+      <w:pPr>
+        <w:pStyle w:val="ListBullet"/>
+      </w:pPr>
+      <w:r>
+        <w:rPr>
+          <w:b w:val="0"/>
+          <w:i w:val="0"/>
+        </w:rPr>
+        <w:t>d) Normal sampling variation</w:t>
+      </w:r>
+    </w:p>
+    <w:p>
+      <w:r>
+        <w:rPr>
+          <w:b/>
+          <w:i w:val="0"/>
+        </w:rPr>
+        <w:t>Why?</w:t>
+      </w:r>
+    </w:p>
+    <w:p>
+      <w:pPr>
+        <w:pStyle w:val="ListBullet"/>
+      </w:pPr>
+      <w:r>
+        <w:rPr>
+          <w:b w:val="0"/>
+          <w:i w:val="0"/>
+        </w:rPr>
+        <w:t>r1) A category that vanishes while a similar new one appears is a label change until proven otherwise.</w:t>
+      </w:r>
+    </w:p>
+    <w:p>
+      <w:pPr>
+        <w:pStyle w:val="ListBullet"/>
+      </w:pPr>
+      <w:r>
+        <w:rPr>
+          <w:b w:val="0"/>
+          <w:i w:val="0"/>
+        </w:rPr>
+        <w:t>r2) Suppliers always rename categories between waves.</w:t>
+      </w:r>
+    </w:p>
+    <w:p>
+      <w:pPr>
+        <w:pStyle w:val="Heading5"/>
+      </w:pPr>
+      <w:r>
+        <w:t>Exercise 2. Predict the output (level 2)</w:t>
+      </w:r>
+    </w:p>
+    <w:p>
+      <w:r>
+        <w:rPr>
+          <w:b w:val="0"/>
+          <w:i w:val="0"/>
+        </w:rPr>
+        <w:t>What does this print?</w:t>
       </w:r>
     </w:p>
     <w:tbl>
@@ -3356,7 +3520,7 @@
                 <w:b w:val="0"/>
                 <w:sz w:val="16"/>
               </w:rPr>
-              <w:t>import math</w:t>
+              <w:t>prior = {"yes": 30, "no": 70}</w:t>
             </w:r>
           </w:p>
           <w:p>
@@ -3379,7 +3543,7 @@
                 <w:b w:val="0"/>
                 <w:sz w:val="16"/>
               </w:rPr>
-              <w:t xml:space="preserve"> </w:t>
+              <w:t>current = {"yes": 45, "no": 55}</w:t>
             </w:r>
           </w:p>
           <w:p>
@@ -3402,7 +3566,7 @@
                 <w:b w:val="0"/>
                 <w:sz w:val="16"/>
               </w:rPr>
-              <w:t>e = max(expected_share, FLOOR)</w:t>
+              <w:t>change = current["yes"] / 100 - prior["yes"] / 100</w:t>
             </w:r>
           </w:p>
           <w:p>
@@ -3425,30 +3589,7 @@
                 <w:b w:val="0"/>
                 <w:sz w:val="16"/>
               </w:rPr>
-              <w:t>a = max(actual_share, FLOOR)</w:t>
-            </w:r>
-          </w:p>
-          <w:p>
-            <w:pPr>
-              <w:spacing w:before="0" w:after="0" w:line="240" w:lineRule="auto"/>
-              <w:ind w:left="567" w:hanging="567"/>
-            </w:pPr>
-            <w:r>
-              <w:rPr>
-                <w:rFonts w:ascii="Consolas" w:hAnsi="Consolas" w:eastAsia="Consolas"/>
-                <w:b w:val="0"/>
-                <w:color w:val="5B6875"/>
-                <w:sz w:val="16"/>
-              </w:rPr>
-              <w:t xml:space="preserve">   5  </w:t>
-            </w:r>
-            <w:r>
-              <w:rPr>
-                <w:rFonts w:ascii="Consolas" w:hAnsi="Consolas" w:eastAsia="Consolas"/>
-                <w:b w:val="0"/>
-                <w:sz w:val="16"/>
-              </w:rPr>
-              <w:t>term = (a - e) * math._____(1)(a / _____(2))</w:t>
+              <w:t>print(round(change * 100))</w:t>
             </w:r>
           </w:p>
         </w:tc>
@@ -3460,7 +3601,7 @@
         <w:pStyle w:val="Heading5"/>
       </w:pPr>
       <w:r>
-        <w:t>Exercise 4. Write the function (level 3)</w:t>
+        <w:t>Exercise 3. Fill the gap (level 2)</w:t>
       </w:r>
     </w:p>
     <w:p>
@@ -3469,91 +3610,7 @@
           <w:b w:val="0"/>
           <w:i w:val="0"/>
         </w:rPr>
-        <w:t xml:space="preserve">Write </w:t>
-      </w:r>
-      <w:r>
-        <w:rPr>
-          <w:rFonts w:ascii="Consolas" w:hAnsi="Consolas" w:eastAsia="Consolas"/>
-          <w:b w:val="0"/>
-          <w:sz w:val="19"/>
-        </w:rPr>
-        <w:t>psi(expected: dict[str, int], actual: dict[str, int], floor: float = 0.0001) -&gt; float</w:t>
-      </w:r>
-      <w:r>
-        <w:rPr>
-          <w:b w:val="0"/>
-          <w:i w:val="0"/>
-        </w:rPr>
-        <w:t xml:space="preserve">. Both map categories to counts. Use the union of categories, a missing category counting 0. Convert counts to shares, replace shares below </w:t>
-      </w:r>
-      <w:r>
-        <w:rPr>
-          <w:rFonts w:ascii="Consolas" w:hAnsi="Consolas" w:eastAsia="Consolas"/>
-          <w:b w:val="0"/>
-          <w:sz w:val="19"/>
-        </w:rPr>
-        <w:t>floor</w:t>
-      </w:r>
-      <w:r>
-        <w:rPr>
-          <w:b w:val="0"/>
-          <w:i w:val="0"/>
-        </w:rPr>
-        <w:t xml:space="preserve"> with </w:t>
-      </w:r>
-      <w:r>
-        <w:rPr>
-          <w:rFonts w:ascii="Consolas" w:hAnsi="Consolas" w:eastAsia="Consolas"/>
-          <w:b w:val="0"/>
-          <w:sz w:val="19"/>
-        </w:rPr>
-        <w:t>floor</w:t>
-      </w:r>
-      <w:r>
-        <w:rPr>
-          <w:b w:val="0"/>
-          <w:i w:val="0"/>
-        </w:rPr>
-        <w:t xml:space="preserve">, and return the sum of </w:t>
-      </w:r>
-      <w:r>
-        <w:rPr>
-          <w:rFonts w:ascii="Consolas" w:hAnsi="Consolas" w:eastAsia="Consolas"/>
-          <w:b w:val="0"/>
-          <w:sz w:val="19"/>
-        </w:rPr>
-        <w:t>(a - e) * ln(a / e)</w:t>
-      </w:r>
-      <w:r>
-        <w:rPr>
-          <w:b w:val="0"/>
-          <w:i w:val="0"/>
-        </w:rPr>
-        <w:t xml:space="preserve">. Raise </w:t>
-      </w:r>
-      <w:r>
-        <w:rPr>
-          <w:rFonts w:ascii="Consolas" w:hAnsi="Consolas" w:eastAsia="Consolas"/>
-          <w:b w:val="0"/>
-          <w:sz w:val="19"/>
-        </w:rPr>
-        <w:t>ValueError</w:t>
-      </w:r>
-      <w:r>
-        <w:rPr>
-          <w:b w:val="0"/>
-          <w:i w:val="0"/>
-        </w:rPr>
-        <w:t xml:space="preserve"> if either total is 0.</w:t>
-      </w:r>
-    </w:p>
-    <w:p>
-      <w:r>
-        <w:rPr>
-          <w:b w:val="0"/>
-          <w:i w:val="0"/>
-        </w:rPr>
-        <w:t>Starter code:</w:t>
+        <w:t>Complete the PSI term for one category, with zero shares floored.</w:t>
       </w:r>
     </w:p>
     <w:tbl>
@@ -3637,7 +3694,7 @@
                 <w:b w:val="0"/>
                 <w:sz w:val="16"/>
               </w:rPr>
-              <w:t xml:space="preserve"> </w:t>
+              <w:t>e = max(expected_share, FLOOR)</w:t>
             </w:r>
           </w:p>
           <w:p>
@@ -3660,7 +3717,7 @@
                 <w:b w:val="0"/>
                 <w:sz w:val="16"/>
               </w:rPr>
-              <w:t>def psi(expected, actual, floor=0.0001):</w:t>
+              <w:t>a = max(actual_share, FLOOR)</w:t>
             </w:r>
           </w:p>
           <w:p>
@@ -3683,7 +3740,7 @@
                 <w:b w:val="0"/>
                 <w:sz w:val="16"/>
               </w:rPr>
-              <w:t xml:space="preserve">    return sum((actual[k] - expected[k]) * math.log(actual[k] / expected[k]) for k in expected)</w:t>
+              <w:t>term = (a - e) * math._____(1)(a / _____(2))</w:t>
             </w:r>
           </w:p>
         </w:tc>
@@ -3695,7 +3752,7 @@
         <w:pStyle w:val="Heading5"/>
       </w:pPr>
       <w:r>
-        <w:t>Exercise 5. Spot the bug (level 3)</w:t>
+        <w:t>Exercise 4. Write the function (level 3)</w:t>
       </w:r>
     </w:p>
     <w:p>
@@ -3704,7 +3761,7 @@
           <w:b w:val="0"/>
           <w:i w:val="0"/>
         </w:rPr>
-        <w:t xml:space="preserve">This is your reference </w:t>
+        <w:t xml:space="preserve">Write </w:t>
       </w:r>
       <w:r>
         <w:rPr>
@@ -3712,14 +3769,14 @@
           <w:b w:val="0"/>
           <w:sz w:val="19"/>
         </w:rPr>
-        <w:t>_check_distributions</w:t>
-      </w:r>
-      <w:r>
-        <w:rPr>
-          <w:b w:val="0"/>
-          <w:i w:val="0"/>
-        </w:rPr>
-        <w:t xml:space="preserve"> logic, as a plain function. It fails on an empty delivery. Tap the line, then fix it: return </w:t>
+        <w:t>psi(expected: dict[str, int], actual: dict[str, int], floor: float = 0.0001) -&gt; float</w:t>
+      </w:r>
+      <w:r>
+        <w:rPr>
+          <w:b w:val="0"/>
+          <w:i w:val="0"/>
+        </w:rPr>
+        <w:t xml:space="preserve">. Both map categories to counts. Use the union of categories, a missing category counting 0. Convert counts to shares, replace shares below </w:t>
       </w:r>
       <w:r>
         <w:rPr>
@@ -3727,14 +3784,125 @@
           <w:b w:val="0"/>
           <w:sz w:val="19"/>
         </w:rPr>
-        <w:t>"NO_DATA"</w:t>
-      </w:r>
-      <w:r>
-        <w:rPr>
-          <w:b w:val="0"/>
-          <w:i w:val="0"/>
-        </w:rPr>
-        <w:t xml:space="preserve"> when the total is 0.</w:t>
+        <w:t>floor</w:t>
+      </w:r>
+      <w:r>
+        <w:rPr>
+          <w:b w:val="0"/>
+          <w:i w:val="0"/>
+        </w:rPr>
+        <w:t xml:space="preserve"> with </w:t>
+      </w:r>
+      <w:r>
+        <w:rPr>
+          <w:rFonts w:ascii="Consolas" w:hAnsi="Consolas" w:eastAsia="Consolas"/>
+          <w:b w:val="0"/>
+          <w:sz w:val="19"/>
+        </w:rPr>
+        <w:t>floor</w:t>
+      </w:r>
+      <w:r>
+        <w:rPr>
+          <w:b w:val="0"/>
+          <w:i w:val="0"/>
+        </w:rPr>
+        <w:t xml:space="preserve">, and return the sum of </w:t>
+      </w:r>
+      <w:r>
+        <w:rPr>
+          <w:rFonts w:ascii="Consolas" w:hAnsi="Consolas" w:eastAsia="Consolas"/>
+          <w:b w:val="0"/>
+          <w:sz w:val="19"/>
+        </w:rPr>
+        <w:t>(a - e) * ln(a / e)</w:t>
+      </w:r>
+      <w:r>
+        <w:rPr>
+          <w:b w:val="0"/>
+          <w:i w:val="0"/>
+        </w:rPr>
+        <w:t xml:space="preserve">. Raise </w:t>
+      </w:r>
+      <w:r>
+        <w:rPr>
+          <w:rFonts w:ascii="Consolas" w:hAnsi="Consolas" w:eastAsia="Consolas"/>
+          <w:b w:val="0"/>
+          <w:sz w:val="19"/>
+        </w:rPr>
+        <w:t>ValueError</w:t>
+      </w:r>
+      <w:r>
+        <w:rPr>
+          <w:b w:val="0"/>
+          <w:i w:val="0"/>
+        </w:rPr>
+        <w:t xml:space="preserve"> if either total is 0.</w:t>
+      </w:r>
+    </w:p>
+    <w:p>
+      <w:r>
+        <w:rPr>
+          <w:b w:val="0"/>
+          <w:i w:val="0"/>
+        </w:rPr>
+        <w:t>Your code must pass these checks:</w:t>
+      </w:r>
+    </w:p>
+    <w:p>
+      <w:pPr>
+        <w:pStyle w:val="ListBullet"/>
+      </w:pPr>
+      <w:r>
+        <w:rPr>
+          <w:b w:val="0"/>
+          <w:i w:val="0"/>
+        </w:rPr>
+        <w:t>Identical shares give PSI 0, whatever the totals.</w:t>
+      </w:r>
+    </w:p>
+    <w:p>
+      <w:pPr>
+        <w:pStyle w:val="ListBullet"/>
+      </w:pPr>
+      <w:r>
+        <w:rPr>
+          <w:b w:val="0"/>
+          <w:i w:val="0"/>
+        </w:rPr>
+        <w:t>Use shares, not counts, and the natural logarithm.</w:t>
+      </w:r>
+    </w:p>
+    <w:p>
+      <w:pPr>
+        <w:pStyle w:val="ListBullet"/>
+      </w:pPr>
+      <w:r>
+        <w:rPr>
+          <w:b w:val="0"/>
+          <w:i w:val="0"/>
+        </w:rPr>
+        <w:t>Include categories from both waves. Floor a zero share at 0.0001 instead of dividing by zero.</w:t>
+      </w:r>
+    </w:p>
+    <w:p>
+      <w:pPr>
+        <w:pStyle w:val="ListBullet"/>
+      </w:pPr>
+      <w:r>
+        <w:rPr>
+          <w:b w:val="0"/>
+          <w:i w:val="0"/>
+        </w:rPr>
+        <w:t>An empty wave has no shares. Raise ValueError.</w:t>
+      </w:r>
+    </w:p>
+    <w:p>
+      <w:r>
+        <w:rPr>
+          <w:b w:val="0"/>
+          <w:i w:val="0"/>
+        </w:rPr>
+        <w:t>Shape of the answer. The reference solution defines these names. Write the bodies yourself.</w:t>
       </w:r>
     </w:p>
     <w:tbl>
@@ -3772,7 +3940,7 @@
                 <w:b w:val="0"/>
                 <w:sz w:val="16"/>
               </w:rPr>
-              <w:t>def distribution_status(value_count: int, total: int, min_pct: float, max_pct: float) -&gt; str:</w:t>
+              <w:t># Population stability index between two categorical distributions.</w:t>
             </w:r>
           </w:p>
           <w:p>
@@ -3795,7 +3963,7 @@
                 <w:b w:val="0"/>
                 <w:sz w:val="16"/>
               </w:rPr>
-              <w:t xml:space="preserve">    """PASS if the value's share is within bounds, else WARN."""</w:t>
+              <w:t>def psi(</w:t>
             </w:r>
           </w:p>
           <w:p>
@@ -3818,7 +3986,7 @@
                 <w:b w:val="0"/>
                 <w:sz w:val="16"/>
               </w:rPr>
-              <w:t xml:space="preserve">    pct = value_count / total</w:t>
+              <w:t xml:space="preserve">    expected: dict[str, int],</w:t>
             </w:r>
           </w:p>
           <w:p>
@@ -3841,7 +4009,53 @@
                 <w:b w:val="0"/>
                 <w:sz w:val="16"/>
               </w:rPr>
-              <w:t xml:space="preserve">    return "PASS" if min_pct &lt;= pct &lt;= max_pct else "WARN"</w:t>
+              <w:t xml:space="preserve">    actual: dict[str, int],</w:t>
+            </w:r>
+          </w:p>
+          <w:p>
+            <w:pPr>
+              <w:spacing w:before="0" w:after="0" w:line="240" w:lineRule="auto"/>
+              <w:ind w:left="567" w:hanging="567"/>
+            </w:pPr>
+            <w:r>
+              <w:rPr>
+                <w:rFonts w:ascii="Consolas" w:hAnsi="Consolas" w:eastAsia="Consolas"/>
+                <w:b w:val="0"/>
+                <w:color w:val="5B6875"/>
+                <w:sz w:val="16"/>
+              </w:rPr>
+              <w:t xml:space="preserve">   5  </w:t>
+            </w:r>
+            <w:r>
+              <w:rPr>
+                <w:rFonts w:ascii="Consolas" w:hAnsi="Consolas" w:eastAsia="Consolas"/>
+                <w:b w:val="0"/>
+                <w:sz w:val="16"/>
+              </w:rPr>
+              <w:t xml:space="preserve">    floor: float = 0.0001,</w:t>
+            </w:r>
+          </w:p>
+          <w:p>
+            <w:pPr>
+              <w:spacing w:before="0" w:after="0" w:line="240" w:lineRule="auto"/>
+              <w:ind w:left="567" w:hanging="567"/>
+            </w:pPr>
+            <w:r>
+              <w:rPr>
+                <w:rFonts w:ascii="Consolas" w:hAnsi="Consolas" w:eastAsia="Consolas"/>
+                <w:b w:val="0"/>
+                <w:color w:val="5B6875"/>
+                <w:sz w:val="16"/>
+              </w:rPr>
+              <w:t xml:space="preserve">   6  </w:t>
+            </w:r>
+            <w:r>
+              <w:rPr>
+                <w:rFonts w:ascii="Consolas" w:hAnsi="Consolas" w:eastAsia="Consolas"/>
+                <w:b w:val="0"/>
+                <w:sz w:val="16"/>
+              </w:rPr>
+              <w:t>) -&gt; float: ...</w:t>
             </w:r>
           </w:p>
         </w:tc>
@@ -3852,157 +4066,9 @@
       <w:r>
         <w:rPr>
           <w:b w:val="0"/>
-          <w:i/>
-        </w:rPr>
-        <w:t>Write down the line number of the bug. Then write the fix.</w:t>
-      </w:r>
-    </w:p>
-    <w:p>
-      <w:pPr>
-        <w:pStyle w:val="Heading4"/>
-      </w:pPr>
-      <w:r>
-        <w:t>Sources</w:t>
-      </w:r>
-    </w:p>
-    <w:p>
-      <w:pPr>
-        <w:pStyle w:val="ListBullet"/>
-      </w:pPr>
-      <w:r>
-        <w:rPr>
-          <w:b w:val="0"/>
-          <w:i w:val="0"/>
-        </w:rPr>
-        <w:t>PSI = sum (a - e) ln(a / e) over category shares; zero shares need a floor. (verified: Definition checked by the exercise tests in this repo; the formula follows from its terms.)</w:t>
-      </w:r>
-    </w:p>
-    <w:p>
-      <w:pPr>
-        <w:pStyle w:val="ListBullet"/>
-      </w:pPr>
-      <w:r>
-        <w:rPr>
-          <w:b w:val="0"/>
-          <w:i w:val="0"/>
-        </w:rPr>
-        <w:t>PSI thresholds of 0.1 and 0.25 are an informal industry convention. (unverified: Widely quoted in credit-scoring practice; no official standard located. Taught as a rule of thumb only.)</w:t>
-      </w:r>
-    </w:p>
-    <w:p>
-      <w:pPr>
-        <w:pStyle w:val="Heading3"/>
-      </w:pPr>
-      <w:r>
-        <w:t>D4-L3 Weight totals and survey checks</w:t>
-      </w:r>
-    </w:p>
-    <w:p>
-      <w:pPr>
-        <w:pStyle w:val="Heading4"/>
-      </w:pPr>
-      <w:r>
-        <w:t>Concept</w:t>
-      </w:r>
-    </w:p>
-    <w:p>
-      <w:r>
-        <w:rPr>
-          <w:b w:val="0"/>
-          <w:i w:val="0"/>
-        </w:rPr>
-        <w:t>Survey weights carry the whole estimate. A wrong weight gives a plausible but wrong percentage in every table. Check them on every wave, before gold.</w:t>
-      </w:r>
-    </w:p>
-    <w:p>
-      <w:r>
-        <w:rPr>
-          <w:b/>
-          <w:i w:val="0"/>
-        </w:rPr>
-        <w:t>Totals and range:</w:t>
-      </w:r>
-    </w:p>
-    <w:p>
-      <w:pPr>
-        <w:pStyle w:val="ListBullet"/>
-      </w:pPr>
-      <w:r>
-        <w:rPr>
-          <w:b w:val="0"/>
-          <w:i w:val="0"/>
-        </w:rPr>
-        <w:t>No null weights, and none zero or negative, unless your design allows zero.</w:t>
-      </w:r>
-    </w:p>
-    <w:p>
-      <w:pPr>
-        <w:pStyle w:val="ListBullet"/>
-      </w:pPr>
-      <w:r>
-        <w:rPr>
-          <w:b w:val="0"/>
-          <w:i w:val="0"/>
-        </w:rPr>
-        <w:t xml:space="preserve">The weight sum matches its target: the population total for grossing weights, or the sample size for weights normalised to mean 1. Your contract's </w:t>
-      </w:r>
-      <w:r>
-        <w:rPr>
-          <w:rFonts w:ascii="Consolas" w:hAnsi="Consolas" w:eastAsia="Consolas"/>
-          <w:b w:val="0"/>
-          <w:sz w:val="19"/>
-        </w:rPr>
-        <w:t>weight_sum_min</w:t>
-      </w:r>
-      <w:r>
-        <w:rPr>
-          <w:b w:val="0"/>
-          <w:i w:val="0"/>
-        </w:rPr>
-        <w:t xml:space="preserve"> and </w:t>
-      </w:r>
-      <w:r>
-        <w:rPr>
-          <w:rFonts w:ascii="Consolas" w:hAnsi="Consolas" w:eastAsia="Consolas"/>
-          <w:b w:val="0"/>
-          <w:sz w:val="19"/>
-        </w:rPr>
-        <w:t>weight_sum_max</w:t>
-      </w:r>
-      <w:r>
-        <w:rPr>
-          <w:b w:val="0"/>
-          <w:i w:val="0"/>
-        </w:rPr>
-        <w:t xml:space="preserve"> encode this.</w:t>
-      </w:r>
-    </w:p>
-    <w:p>
-      <w:pPr>
-        <w:pStyle w:val="ListBullet"/>
-      </w:pPr>
-      <w:r>
-        <w:rPr>
-          <w:b w:val="0"/>
-          <w:i w:val="0"/>
-        </w:rPr>
-        <w:t>The ratio of largest to smallest weight stays below an agreed limit. One respondent standing for 40 others dominates their subgroup.</w:t>
-      </w:r>
-    </w:p>
-    <w:p>
-      <w:r>
-        <w:rPr>
-          <w:b/>
-          <w:i w:val="0"/>
-        </w:rPr>
-        <w:t>Efficiency.</w:t>
-      </w:r>
-      <w:r>
-        <w:rPr>
-          <w:b w:val="0"/>
-          <w:i w:val="0"/>
-        </w:rPr>
-        <w:t xml:space="preserve"> Unequal weights cost precision. Kish's approximation measures it:</w:t>
+          <w:i w:val="0"/>
+        </w:rPr>
+        <w:t>Starter code:</w:t>
       </w:r>
     </w:p>
     <w:tbl>
@@ -4040,7 +4106,7 @@
                 <w:b w:val="0"/>
                 <w:sz w:val="16"/>
               </w:rPr>
-              <w:t>deff  = n x sum(w^2) / (sum w)^2 = 1 + CV^2</w:t>
+              <w:t>import math</w:t>
             </w:r>
           </w:p>
           <w:p>
@@ -4063,7 +4129,76 @@
                 <w:b w:val="0"/>
                 <w:sz w:val="16"/>
               </w:rPr>
-              <w:t>n_eff = (sum w)^2 / sum(w^2) = n / deff</w:t>
+              <w:t xml:space="preserve"> </w:t>
+            </w:r>
+          </w:p>
+          <w:p>
+            <w:pPr>
+              <w:spacing w:before="0" w:after="0" w:line="240" w:lineRule="auto"/>
+              <w:ind w:left="567" w:hanging="567"/>
+            </w:pPr>
+            <w:r>
+              <w:rPr>
+                <w:rFonts w:ascii="Consolas" w:hAnsi="Consolas" w:eastAsia="Consolas"/>
+                <w:b w:val="0"/>
+                <w:color w:val="5B6875"/>
+                <w:sz w:val="16"/>
+              </w:rPr>
+              <w:t xml:space="preserve">   3  </w:t>
+            </w:r>
+            <w:r>
+              <w:rPr>
+                <w:rFonts w:ascii="Consolas" w:hAnsi="Consolas" w:eastAsia="Consolas"/>
+                <w:b w:val="0"/>
+                <w:sz w:val="16"/>
+              </w:rPr>
+              <w:t xml:space="preserve"> </w:t>
+            </w:r>
+          </w:p>
+          <w:p>
+            <w:pPr>
+              <w:spacing w:before="0" w:after="0" w:line="240" w:lineRule="auto"/>
+              <w:ind w:left="567" w:hanging="567"/>
+            </w:pPr>
+            <w:r>
+              <w:rPr>
+                <w:rFonts w:ascii="Consolas" w:hAnsi="Consolas" w:eastAsia="Consolas"/>
+                <w:b w:val="0"/>
+                <w:color w:val="5B6875"/>
+                <w:sz w:val="16"/>
+              </w:rPr>
+              <w:t xml:space="preserve">   4  </w:t>
+            </w:r>
+            <w:r>
+              <w:rPr>
+                <w:rFonts w:ascii="Consolas" w:hAnsi="Consolas" w:eastAsia="Consolas"/>
+                <w:b w:val="0"/>
+                <w:sz w:val="16"/>
+              </w:rPr>
+              <w:t>def psi(expected, actual, floor=0.0001):</w:t>
+            </w:r>
+          </w:p>
+          <w:p>
+            <w:pPr>
+              <w:spacing w:before="0" w:after="0" w:line="240" w:lineRule="auto"/>
+              <w:ind w:left="567" w:hanging="567"/>
+            </w:pPr>
+            <w:r>
+              <w:rPr>
+                <w:rFonts w:ascii="Consolas" w:hAnsi="Consolas" w:eastAsia="Consolas"/>
+                <w:b w:val="0"/>
+                <w:color w:val="5B6875"/>
+                <w:sz w:val="16"/>
+              </w:rPr>
+              <w:t xml:space="preserve">   5  </w:t>
+            </w:r>
+            <w:r>
+              <w:rPr>
+                <w:rFonts w:ascii="Consolas" w:hAnsi="Consolas" w:eastAsia="Consolas"/>
+                <w:b w:val="0"/>
+                <w:sz w:val="16"/>
+              </w:rPr>
+              <w:t xml:space="preserve">    return sum((actual[k] - expected[k]) * math.log(actual[k] / expected[k]) for k in expected)</w:t>
             </w:r>
           </w:p>
         </w:tc>
@@ -4071,62 +4206,35 @@
     </w:tbl>
     <w:p/>
     <w:p>
-      <w:r>
-        <w:rPr>
-          <w:b w:val="0"/>
-          <w:i w:val="0"/>
-        </w:rPr>
-        <w:t>Here CV is the population coefficient of variation of the weights. Weights 0.5, 1.0, 1.5 and 3.0 give a deff of 1.39 and an effective sample of 2.88 out of 4. Track n_eff per subgroup and wave. A sudden fall means the weighting struggled, often because a quota cell was nearly empty.</w:t>
+      <w:pPr>
+        <w:pStyle w:val="Heading5"/>
+      </w:pPr>
+      <w:r>
+        <w:t>Exercise 5. Spot the bug (level 3)</w:t>
       </w:r>
     </w:p>
     <w:p>
       <w:r>
         <w:rPr>
-          <w:b/>
-          <w:i w:val="0"/>
-        </w:rPr>
-        <w:t>Spark details that break these checks.</w:t>
-      </w:r>
-      <w:r>
-        <w:rPr>
-          <w:b w:val="0"/>
-          <w:i w:val="0"/>
-        </w:rPr>
-        <w:t xml:space="preserve"> Checked on PySpark 4.0.4:</w:t>
-      </w:r>
-    </w:p>
-    <w:p>
-      <w:pPr>
-        <w:pStyle w:val="ListBullet"/>
-      </w:pPr>
+          <w:b w:val="0"/>
+          <w:i w:val="0"/>
+        </w:rPr>
+        <w:t xml:space="preserve">This is your reference </w:t>
+      </w:r>
       <w:r>
         <w:rPr>
           <w:rFonts w:ascii="Consolas" w:hAnsi="Consolas" w:eastAsia="Consolas"/>
           <w:b w:val="0"/>
           <w:sz w:val="19"/>
         </w:rPr>
-        <w:t>F.stddev</w:t>
-      </w:r>
-      <w:r>
-        <w:rPr>
-          <w:b w:val="0"/>
-          <w:i w:val="0"/>
-        </w:rPr>
-        <w:t xml:space="preserve"> is the </w:t>
-      </w:r>
-      <w:r>
-        <w:rPr>
-          <w:b/>
-          <w:i w:val="0"/>
-        </w:rPr>
-        <w:t>sample</w:t>
-      </w:r>
-      <w:r>
-        <w:rPr>
-          <w:b w:val="0"/>
-          <w:i w:val="0"/>
-        </w:rPr>
-        <w:t xml:space="preserve"> standard deviation. It returns null for a single row, and the Kish identity uses the population version, </w:t>
+        <w:t>_check_distributions</w:t>
+      </w:r>
+      <w:r>
+        <w:rPr>
+          <w:b w:val="0"/>
+          <w:i w:val="0"/>
+        </w:rPr>
+        <w:t xml:space="preserve"> logic, as a plain function. It fails on an empty delivery. Tap the line, then fix it: return </w:t>
       </w:r>
       <w:r>
         <w:rPr>
@@ -4134,184 +4242,14 @@
           <w:b w:val="0"/>
           <w:sz w:val="19"/>
         </w:rPr>
-        <w:t>F.stddev_pop</w:t>
-      </w:r>
-      <w:r>
-        <w:rPr>
-          <w:b w:val="0"/>
-          <w:i w:val="0"/>
-        </w:rPr>
-        <w:t>.</w:t>
-      </w:r>
-    </w:p>
-    <w:p>
-      <w:pPr>
-        <w:pStyle w:val="ListBullet"/>
-      </w:pPr>
-      <w:r>
-        <w:rPr>
-          <w:b w:val="0"/>
-          <w:i w:val="0"/>
-        </w:rPr>
-        <w:t xml:space="preserve">On an empty DataFrame, </w:t>
-      </w:r>
-      <w:r>
-        <w:rPr>
-          <w:rFonts w:ascii="Consolas" w:hAnsi="Consolas" w:eastAsia="Consolas"/>
-          <w:b w:val="0"/>
-          <w:sz w:val="19"/>
-        </w:rPr>
-        <w:t>mean</w:t>
-      </w:r>
-      <w:r>
-        <w:rPr>
-          <w:b w:val="0"/>
-          <w:i w:val="0"/>
-        </w:rPr>
-        <w:t xml:space="preserve"> and </w:t>
-      </w:r>
-      <w:r>
-        <w:rPr>
-          <w:rFonts w:ascii="Consolas" w:hAnsi="Consolas" w:eastAsia="Consolas"/>
-          <w:b w:val="0"/>
-          <w:sz w:val="19"/>
-        </w:rPr>
-        <w:t>stddev</w:t>
-      </w:r>
-      <w:r>
-        <w:rPr>
-          <w:b w:val="0"/>
-          <w:i w:val="0"/>
-        </w:rPr>
-        <w:t xml:space="preserve"> return null. Your reference </w:t>
-      </w:r>
-      <w:r>
-        <w:rPr>
-          <w:rFonts w:ascii="Consolas" w:hAnsi="Consolas" w:eastAsia="Consolas"/>
-          <w:b w:val="0"/>
-          <w:sz w:val="19"/>
-        </w:rPr>
-        <w:t>check_weight_distribution</w:t>
-      </w:r>
-      <w:r>
-        <w:rPr>
-          <w:b w:val="0"/>
-          <w:i w:val="0"/>
-        </w:rPr>
-        <w:t xml:space="preserve"> then calls </w:t>
-      </w:r>
-      <w:r>
-        <w:rPr>
-          <w:rFonts w:ascii="Consolas" w:hAnsi="Consolas" w:eastAsia="Consolas"/>
-          <w:b w:val="0"/>
-          <w:sz w:val="19"/>
-        </w:rPr>
-        <w:t>round(None, 4)</w:t>
-      </w:r>
-      <w:r>
-        <w:rPr>
-          <w:b w:val="0"/>
-          <w:i w:val="0"/>
-        </w:rPr>
-        <w:t xml:space="preserve"> and raises </w:t>
-      </w:r>
-      <w:r>
-        <w:rPr>
-          <w:rFonts w:ascii="Consolas" w:hAnsi="Consolas" w:eastAsia="Consolas"/>
-          <w:b w:val="0"/>
-          <w:sz w:val="19"/>
-        </w:rPr>
-        <w:t>TypeError</w:t>
-      </w:r>
-      <w:r>
-        <w:rPr>
-          <w:b w:val="0"/>
-          <w:i w:val="0"/>
-        </w:rPr>
-        <w:t>.</w:t>
-      </w:r>
-    </w:p>
-    <w:p>
-      <w:pPr>
-        <w:pStyle w:val="ListBullet"/>
-      </w:pPr>
-      <w:r>
-        <w:rPr>
-          <w:rFonts w:ascii="Consolas" w:hAnsi="Consolas" w:eastAsia="Consolas"/>
-          <w:b w:val="0"/>
-          <w:sz w:val="19"/>
-        </w:rPr>
-        <w:t>F.sum(F.when(F.col("reach_flag") == 1, 1))</w:t>
-      </w:r>
-      <w:r>
-        <w:rPr>
-          <w:b w:val="0"/>
-          <w:i w:val="0"/>
-        </w:rPr>
-        <w:t xml:space="preserve"> is </w:t>
-      </w:r>
-      <w:r>
-        <w:rPr>
-          <w:b/>
-          <w:i w:val="0"/>
-        </w:rPr>
-        <w:t>null</w:t>
-      </w:r>
-      <w:r>
-        <w:rPr>
-          <w:b w:val="0"/>
-          <w:i w:val="0"/>
-        </w:rPr>
-        <w:t xml:space="preserve">, not 0, for a subgroup where nobody was reached. Your gold table then shows a blank instead of 0% reach. Wrap it in </w:t>
-      </w:r>
-      <w:r>
-        <w:rPr>
-          <w:rFonts w:ascii="Consolas" w:hAnsi="Consolas" w:eastAsia="Consolas"/>
-          <w:b w:val="0"/>
-          <w:sz w:val="19"/>
-        </w:rPr>
-        <w:t>F.coalesce(..., F.lit(0))</w:t>
-      </w:r>
-      <w:r>
-        <w:rPr>
-          <w:b w:val="0"/>
-          <w:i w:val="0"/>
-        </w:rPr>
-        <w:t>.</w:t>
-      </w:r>
-    </w:p>
-    <w:p>
-      <w:r>
-        <w:rPr>
-          <w:b w:val="0"/>
-          <w:i w:val="0"/>
-        </w:rPr>
-        <w:t>Decide what each result means for the run. A null weight is CRITICAL: halt. A deff above your usual range is WARN: log it and have someone look.</w:t>
-      </w:r>
-    </w:p>
-    <w:p>
-      <w:pPr>
-        <w:pStyle w:val="Heading4"/>
-      </w:pPr>
-      <w:r>
-        <w:t>Why it matters</w:t>
-      </w:r>
-    </w:p>
-    <w:p>
-      <w:r>
-        <w:rPr>
-          <w:b w:val="0"/>
-          <w:i w:val="0"/>
-        </w:rPr>
-        <w:t>A weighting run used last year's population targets for one age band. The weight sum stayed within tolerance overall, so the contract check passed. The 55+ band's effective sample fell from 800 to 190, and its reach estimate jumped 9 points. A per-subgroup n_eff check with a WARN threshold would have flagged it before the dashboard refreshed.</w:t>
-      </w:r>
-    </w:p>
-    <w:p>
-      <w:pPr>
-        <w:pStyle w:val="Heading4"/>
-      </w:pPr>
-      <w:r>
-        <w:t>Worked example: weak code</w:t>
+        <w:t>"NO_DATA"</w:t>
+      </w:r>
+      <w:r>
+        <w:rPr>
+          <w:b w:val="0"/>
+          <w:i w:val="0"/>
+        </w:rPr>
+        <w:t xml:space="preserve"> when the total is 0.</w:t>
       </w:r>
     </w:p>
     <w:tbl>
@@ -4337,19 +4275,19 @@
             <w:r>
               <w:rPr>
                 <w:rFonts w:ascii="Consolas" w:hAnsi="Consolas" w:eastAsia="Consolas"/>
-                <w:b/>
+                <w:b w:val="0"/>
                 <w:color w:val="5B6875"/>
                 <w:sz w:val="16"/>
               </w:rPr>
-              <w:t xml:space="preserve"> [1]  </w:t>
-            </w:r>
-            <w:r>
-              <w:rPr>
-                <w:rFonts w:ascii="Consolas" w:hAnsi="Consolas" w:eastAsia="Consolas"/>
-                <w:b w:val="0"/>
-                <w:sz w:val="16"/>
-              </w:rPr>
-              <w:t>stats = df.agg(F.mean(w).alias("mean"), F.stddev(w).alias("sd")).first()</w:t>
+              <w:t xml:space="preserve">   1  </w:t>
+            </w:r>
+            <w:r>
+              <w:rPr>
+                <w:rFonts w:ascii="Consolas" w:hAnsi="Consolas" w:eastAsia="Consolas"/>
+                <w:b w:val="0"/>
+                <w:sz w:val="16"/>
+              </w:rPr>
+              <w:t>def distribution_status(value_count: int, total: int, min_pct: float, max_pct: float) -&gt; str:</w:t>
             </w:r>
           </w:p>
           <w:p>
@@ -4372,7 +4310,7 @@
                 <w:b w:val="0"/>
                 <w:sz w:val="16"/>
               </w:rPr>
-              <w:t>cv = stats["sd"] / stats["mean"] if stats["mean"] else None</w:t>
+              <w:t xml:space="preserve">    """PASS if the value's share is within bounds, else WARN."""</w:t>
             </w:r>
           </w:p>
           <w:p>
@@ -4383,73 +4321,55 @@
             <w:r>
               <w:rPr>
                 <w:rFonts w:ascii="Consolas" w:hAnsi="Consolas" w:eastAsia="Consolas"/>
-                <w:b/>
+                <w:b w:val="0"/>
                 <w:color w:val="5B6875"/>
                 <w:sz w:val="16"/>
               </w:rPr>
-              <w:t xml:space="preserve"> [2]  </w:t>
-            </w:r>
-            <w:r>
-              <w:rPr>
-                <w:rFonts w:ascii="Consolas" w:hAnsi="Consolas" w:eastAsia="Consolas"/>
-                <w:b w:val="0"/>
-                <w:sz w:val="16"/>
-              </w:rPr>
-              <w:t>result = {"mean": round(stats["mean"], 4), "cv": round(cv, 4) if cv else None}</w:t>
+              <w:t xml:space="preserve">   3  </w:t>
+            </w:r>
+            <w:r>
+              <w:rPr>
+                <w:rFonts w:ascii="Consolas" w:hAnsi="Consolas" w:eastAsia="Consolas"/>
+                <w:b w:val="0"/>
+                <w:sz w:val="16"/>
+              </w:rPr>
+              <w:t xml:space="preserve">    pct = value_count / total</w:t>
+            </w:r>
+          </w:p>
+          <w:p>
+            <w:pPr>
+              <w:spacing w:before="0" w:after="0" w:line="240" w:lineRule="auto"/>
+              <w:ind w:left="567" w:hanging="567"/>
+            </w:pPr>
+            <w:r>
+              <w:rPr>
+                <w:rFonts w:ascii="Consolas" w:hAnsi="Consolas" w:eastAsia="Consolas"/>
+                <w:b w:val="0"/>
+                <w:color w:val="5B6875"/>
+                <w:sz w:val="16"/>
+              </w:rPr>
+              <w:t xml:space="preserve">   4  </w:t>
+            </w:r>
+            <w:r>
+              <w:rPr>
+                <w:rFonts w:ascii="Consolas" w:hAnsi="Consolas" w:eastAsia="Consolas"/>
+                <w:b w:val="0"/>
+                <w:sz w:val="16"/>
+              </w:rPr>
+              <w:t xml:space="preserve">    return "PASS" if min_pct &lt;= pct &lt;= max_pct else "WARN"</w:t>
             </w:r>
           </w:p>
         </w:tc>
       </w:tr>
     </w:tbl>
+    <w:p/>
     <w:p>
-      <w:pPr>
-        <w:pStyle w:val="ListNumber"/>
-      </w:pPr>
-      <w:r>
-        <w:rPr>
-          <w:b/>
-        </w:rPr>
-        <w:t xml:space="preserve">Line 1. </w:t>
-      </w:r>
-      <w:r>
-        <w:rPr>
-          <w:b w:val="0"/>
-          <w:i w:val="0"/>
-        </w:rPr>
-        <w:t>Sample standard deviation, and null for a single row.</w:t>
-      </w:r>
-    </w:p>
-    <w:p>
-      <w:pPr>
-        <w:pStyle w:val="ListNumber"/>
-      </w:pPr>
-      <w:r>
-        <w:rPr>
-          <w:b/>
-        </w:rPr>
-        <w:t xml:space="preserve">Line 3. </w:t>
-      </w:r>
-      <w:r>
-        <w:rPr>
-          <w:b w:val="0"/>
-          <w:i w:val="0"/>
-        </w:rPr>
-        <w:t xml:space="preserve">round(None, 4) raises TypeError on an empty wave. </w:t>
-      </w:r>
-      <w:r>
-        <w:rPr>
-          <w:rFonts w:ascii="Consolas" w:hAnsi="Consolas" w:eastAsia="Consolas"/>
-          <w:b w:val="0"/>
-          <w:sz w:val="19"/>
-        </w:rPr>
-        <w:t>if cv</w:t>
-      </w:r>
-      <w:r>
-        <w:rPr>
-          <w:b w:val="0"/>
-          <w:i w:val="0"/>
-        </w:rPr>
-        <w:t xml:space="preserve"> treats a CV of 0 as missing.</w:t>
+      <w:r>
+        <w:rPr>
+          <w:b w:val="0"/>
+          <w:i/>
+        </w:rPr>
+        <w:t>Write down the line number of the bug. Then write the fix.</w:t>
       </w:r>
     </w:p>
     <w:p>
@@ -4457,7 +4377,147 @@
         <w:pStyle w:val="Heading4"/>
       </w:pPr>
       <w:r>
-        <w:t>Worked example: strong code</w:t>
+        <w:t>Sources</w:t>
+      </w:r>
+    </w:p>
+    <w:p>
+      <w:pPr>
+        <w:pStyle w:val="ListBullet"/>
+      </w:pPr>
+      <w:r>
+        <w:rPr>
+          <w:b w:val="0"/>
+          <w:i w:val="0"/>
+        </w:rPr>
+        <w:t>PSI = sum (a - e) ln(a / e) over category shares; zero shares need a floor. (verified: Definition checked by the exercise tests in this repo; the formula follows from its terms.)</w:t>
+      </w:r>
+    </w:p>
+    <w:p>
+      <w:pPr>
+        <w:pStyle w:val="ListBullet"/>
+      </w:pPr>
+      <w:r>
+        <w:rPr>
+          <w:b w:val="0"/>
+          <w:i w:val="0"/>
+        </w:rPr>
+        <w:t>PSI thresholds of 0.1 and 0.25 are an informal industry convention. (unverified: Widely quoted in credit-scoring practice; no official standard located. Taught as a rule of thumb only.)</w:t>
+      </w:r>
+    </w:p>
+    <w:p>
+      <w:pPr>
+        <w:pStyle w:val="Heading3"/>
+      </w:pPr>
+      <w:r>
+        <w:t>D4-L3 Weight totals and survey checks</w:t>
+      </w:r>
+    </w:p>
+    <w:p>
+      <w:pPr>
+        <w:pStyle w:val="Heading4"/>
+      </w:pPr>
+      <w:r>
+        <w:t>Concept</w:t>
+      </w:r>
+    </w:p>
+    <w:p>
+      <w:r>
+        <w:rPr>
+          <w:b w:val="0"/>
+          <w:i w:val="0"/>
+        </w:rPr>
+        <w:t>Survey weights carry the whole estimate. A wrong weight gives a plausible but wrong percentage in every table. Check them on every wave, before gold.</w:t>
+      </w:r>
+    </w:p>
+    <w:p>
+      <w:r>
+        <w:rPr>
+          <w:b/>
+          <w:i w:val="0"/>
+        </w:rPr>
+        <w:t>Totals and range:</w:t>
+      </w:r>
+    </w:p>
+    <w:p>
+      <w:pPr>
+        <w:pStyle w:val="ListBullet"/>
+      </w:pPr>
+      <w:r>
+        <w:rPr>
+          <w:b w:val="0"/>
+          <w:i w:val="0"/>
+        </w:rPr>
+        <w:t>No null weights, and none zero or negative, unless your design allows zero.</w:t>
+      </w:r>
+    </w:p>
+    <w:p>
+      <w:pPr>
+        <w:pStyle w:val="ListBullet"/>
+      </w:pPr>
+      <w:r>
+        <w:rPr>
+          <w:b w:val="0"/>
+          <w:i w:val="0"/>
+        </w:rPr>
+        <w:t xml:space="preserve">The weight sum matches its target: the population total for grossing weights, or the sample size for weights normalised to mean 1. Your contract's </w:t>
+      </w:r>
+      <w:r>
+        <w:rPr>
+          <w:rFonts w:ascii="Consolas" w:hAnsi="Consolas" w:eastAsia="Consolas"/>
+          <w:b w:val="0"/>
+          <w:sz w:val="19"/>
+        </w:rPr>
+        <w:t>weight_sum_min</w:t>
+      </w:r>
+      <w:r>
+        <w:rPr>
+          <w:b w:val="0"/>
+          <w:i w:val="0"/>
+        </w:rPr>
+        <w:t xml:space="preserve"> and </w:t>
+      </w:r>
+      <w:r>
+        <w:rPr>
+          <w:rFonts w:ascii="Consolas" w:hAnsi="Consolas" w:eastAsia="Consolas"/>
+          <w:b w:val="0"/>
+          <w:sz w:val="19"/>
+        </w:rPr>
+        <w:t>weight_sum_max</w:t>
+      </w:r>
+      <w:r>
+        <w:rPr>
+          <w:b w:val="0"/>
+          <w:i w:val="0"/>
+        </w:rPr>
+        <w:t xml:space="preserve"> encode this.</w:t>
+      </w:r>
+    </w:p>
+    <w:p>
+      <w:pPr>
+        <w:pStyle w:val="ListBullet"/>
+      </w:pPr>
+      <w:r>
+        <w:rPr>
+          <w:b w:val="0"/>
+          <w:i w:val="0"/>
+        </w:rPr>
+        <w:t>The ratio of largest to smallest weight stays below an agreed limit. One respondent standing for 40 others dominates their subgroup.</w:t>
+      </w:r>
+    </w:p>
+    <w:p>
+      <w:r>
+        <w:rPr>
+          <w:b/>
+          <w:i w:val="0"/>
+        </w:rPr>
+        <w:t>Efficiency.</w:t>
+      </w:r>
+      <w:r>
+        <w:rPr>
+          <w:b w:val="0"/>
+          <w:i w:val="0"/>
+        </w:rPr>
+        <w:t xml:space="preserve"> Unequal weights cost precision. Kish's approximation measures it:</w:t>
       </w:r>
     </w:p>
     <w:tbl>
@@ -4495,7 +4555,7 @@
                 <w:b w:val="0"/>
                 <w:sz w:val="16"/>
               </w:rPr>
-              <w:t>row = df.agg(</w:t>
+              <w:t>deff  = n x sum(w^2) / (sum w)^2 = 1 + CV^2</w:t>
             </w:r>
           </w:p>
           <w:p>
@@ -4518,216 +4578,230 @@
                 <w:b w:val="0"/>
                 <w:sz w:val="16"/>
               </w:rPr>
-              <w:t xml:space="preserve">    F.count(w).alias("n"),</w:t>
-            </w:r>
-          </w:p>
-          <w:p>
-            <w:pPr>
-              <w:spacing w:before="0" w:after="0" w:line="240" w:lineRule="auto"/>
-              <w:ind w:left="567" w:hanging="567"/>
-            </w:pPr>
-            <w:r>
-              <w:rPr>
-                <w:rFonts w:ascii="Consolas" w:hAnsi="Consolas" w:eastAsia="Consolas"/>
-                <w:b w:val="0"/>
-                <w:color w:val="5B6875"/>
-                <w:sz w:val="16"/>
-              </w:rPr>
-              <w:t xml:space="preserve">   3  </w:t>
-            </w:r>
-            <w:r>
-              <w:rPr>
-                <w:rFonts w:ascii="Consolas" w:hAnsi="Consolas" w:eastAsia="Consolas"/>
-                <w:b w:val="0"/>
-                <w:sz w:val="16"/>
-              </w:rPr>
-              <w:t xml:space="preserve">    F.sum(w).alias("total"),</w:t>
-            </w:r>
-          </w:p>
-          <w:p>
-            <w:pPr>
-              <w:spacing w:before="0" w:after="0" w:line="240" w:lineRule="auto"/>
-              <w:ind w:left="567" w:hanging="567"/>
-            </w:pPr>
-            <w:r>
-              <w:rPr>
-                <w:rFonts w:ascii="Consolas" w:hAnsi="Consolas" w:eastAsia="Consolas"/>
-                <w:b/>
-                <w:color w:val="5B6875"/>
-                <w:sz w:val="16"/>
-              </w:rPr>
-              <w:t xml:space="preserve"> [1]  </w:t>
-            </w:r>
-            <w:r>
-              <w:rPr>
-                <w:rFonts w:ascii="Consolas" w:hAnsi="Consolas" w:eastAsia="Consolas"/>
-                <w:b w:val="0"/>
-                <w:sz w:val="16"/>
-              </w:rPr>
-              <w:t xml:space="preserve">    F.sum(F.col(w) * F.col(w)).alias("total_sq"),</w:t>
-            </w:r>
-          </w:p>
-          <w:p>
-            <w:pPr>
-              <w:spacing w:before="0" w:after="0" w:line="240" w:lineRule="auto"/>
-              <w:ind w:left="567" w:hanging="567"/>
-            </w:pPr>
-            <w:r>
-              <w:rPr>
-                <w:rFonts w:ascii="Consolas" w:hAnsi="Consolas" w:eastAsia="Consolas"/>
-                <w:b w:val="0"/>
-                <w:color w:val="5B6875"/>
-                <w:sz w:val="16"/>
-              </w:rPr>
-              <w:t xml:space="preserve">   5  </w:t>
-            </w:r>
-            <w:r>
-              <w:rPr>
-                <w:rFonts w:ascii="Consolas" w:hAnsi="Consolas" w:eastAsia="Consolas"/>
-                <w:b w:val="0"/>
-                <w:sz w:val="16"/>
-              </w:rPr>
-              <w:t>).first()</w:t>
-            </w:r>
-          </w:p>
-          <w:p>
-            <w:pPr>
-              <w:spacing w:before="0" w:after="0" w:line="240" w:lineRule="auto"/>
-              <w:ind w:left="567" w:hanging="567"/>
-            </w:pPr>
-            <w:r>
-              <w:rPr>
-                <w:rFonts w:ascii="Consolas" w:hAnsi="Consolas" w:eastAsia="Consolas"/>
-                <w:b/>
-                <w:color w:val="5B6875"/>
-                <w:sz w:val="16"/>
-              </w:rPr>
-              <w:t xml:space="preserve"> [2]  </w:t>
-            </w:r>
-            <w:r>
-              <w:rPr>
-                <w:rFonts w:ascii="Consolas" w:hAnsi="Consolas" w:eastAsia="Consolas"/>
-                <w:b w:val="0"/>
-                <w:sz w:val="16"/>
-              </w:rPr>
-              <w:t>if row["n"] == 0 or row["total"] is None or row["total"] == 0:</w:t>
-            </w:r>
-          </w:p>
-          <w:p>
-            <w:pPr>
-              <w:spacing w:before="0" w:after="0" w:line="240" w:lineRule="auto"/>
-              <w:ind w:left="567" w:hanging="567"/>
-            </w:pPr>
-            <w:r>
-              <w:rPr>
-                <w:rFonts w:ascii="Consolas" w:hAnsi="Consolas" w:eastAsia="Consolas"/>
-                <w:b w:val="0"/>
-                <w:color w:val="5B6875"/>
-                <w:sz w:val="16"/>
-              </w:rPr>
-              <w:t xml:space="preserve">   7  </w:t>
-            </w:r>
-            <w:r>
-              <w:rPr>
-                <w:rFonts w:ascii="Consolas" w:hAnsi="Consolas" w:eastAsia="Consolas"/>
-                <w:b w:val="0"/>
-                <w:sz w:val="16"/>
-              </w:rPr>
-              <w:t xml:space="preserve">    raise ValueError("no weights to check")</w:t>
-            </w:r>
-          </w:p>
-          <w:p>
-            <w:pPr>
-              <w:spacing w:before="0" w:after="0" w:line="240" w:lineRule="auto"/>
-              <w:ind w:left="567" w:hanging="567"/>
-            </w:pPr>
-            <w:r>
-              <w:rPr>
-                <w:rFonts w:ascii="Consolas" w:hAnsi="Consolas" w:eastAsia="Consolas"/>
-                <w:b w:val="0"/>
-                <w:color w:val="5B6875"/>
-                <w:sz w:val="16"/>
-              </w:rPr>
-              <w:t xml:space="preserve">   8  </w:t>
-            </w:r>
-            <w:r>
-              <w:rPr>
-                <w:rFonts w:ascii="Consolas" w:hAnsi="Consolas" w:eastAsia="Consolas"/>
-                <w:b w:val="0"/>
-                <w:sz w:val="16"/>
-              </w:rPr>
-              <w:t>deff = row["n"] * row["total_sq"] / row["total"] ** 2</w:t>
-            </w:r>
-          </w:p>
-          <w:p>
-            <w:pPr>
-              <w:spacing w:before="0" w:after="0" w:line="240" w:lineRule="auto"/>
-              <w:ind w:left="567" w:hanging="567"/>
-            </w:pPr>
-            <w:r>
-              <w:rPr>
-                <w:rFonts w:ascii="Consolas" w:hAnsi="Consolas" w:eastAsia="Consolas"/>
-                <w:b w:val="0"/>
-                <w:color w:val="5B6875"/>
-                <w:sz w:val="16"/>
-              </w:rPr>
-              <w:t xml:space="preserve">   9  </w:t>
-            </w:r>
-            <w:r>
-              <w:rPr>
-                <w:rFonts w:ascii="Consolas" w:hAnsi="Consolas" w:eastAsia="Consolas"/>
-                <w:b w:val="0"/>
-                <w:sz w:val="16"/>
-              </w:rPr>
-              <w:t>n_eff = row["total"] ** 2 / row["total_sq"]</w:t>
+              <w:t>n_eff = (sum w)^2 / sum(w^2) = n / deff</w:t>
             </w:r>
           </w:p>
         </w:tc>
       </w:tr>
     </w:tbl>
+    <w:p/>
     <w:p>
-      <w:pPr>
-        <w:pStyle w:val="ListNumber"/>
-      </w:pPr>
+      <w:r>
+        <w:rPr>
+          <w:b w:val="0"/>
+          <w:i w:val="0"/>
+        </w:rPr>
+        <w:t>Here CV is the population coefficient of variation of the weights. Weights 0.5, 1.0, 1.5 and 3.0 give a deff of 1.39 and an effective sample of 2.88 out of 4. Track n_eff per subgroup and wave. A sudden fall means the weighting struggled, often because a quota cell was nearly empty.</w:t>
+      </w:r>
+    </w:p>
+    <w:p>
       <w:r>
         <w:rPr>
           <w:b/>
-        </w:rPr>
-        <w:t xml:space="preserve">Line 4. </w:t>
-      </w:r>
-      <w:r>
-        <w:rPr>
-          <w:b w:val="0"/>
-          <w:i w:val="0"/>
-        </w:rPr>
-        <w:t>Kish needs only n, sum and sum of squares, in one pass.</w:t>
+          <w:i w:val="0"/>
+        </w:rPr>
+        <w:t>Spark details that break these checks.</w:t>
+      </w:r>
+      <w:r>
+        <w:rPr>
+          <w:b w:val="0"/>
+          <w:i w:val="0"/>
+        </w:rPr>
+        <w:t xml:space="preserve"> Checked on PySpark 4.0.4:</w:t>
       </w:r>
     </w:p>
     <w:p>
       <w:pPr>
-        <w:pStyle w:val="ListNumber"/>
+        <w:pStyle w:val="ListBullet"/>
       </w:pPr>
       <w:r>
         <w:rPr>
+          <w:rFonts w:ascii="Consolas" w:hAnsi="Consolas" w:eastAsia="Consolas"/>
+          <w:b w:val="0"/>
+          <w:sz w:val="19"/>
+        </w:rPr>
+        <w:t>F.stddev</w:t>
+      </w:r>
+      <w:r>
+        <w:rPr>
+          <w:b w:val="0"/>
+          <w:i w:val="0"/>
+        </w:rPr>
+        <w:t xml:space="preserve"> is the </w:t>
+      </w:r>
+      <w:r>
+        <w:rPr>
           <w:b/>
-        </w:rPr>
-        <w:t xml:space="preserve">Line 6. </w:t>
-      </w:r>
-      <w:r>
-        <w:rPr>
-          <w:b w:val="0"/>
-          <w:i w:val="0"/>
-        </w:rPr>
-        <w:t>Empty and zero totals are reported, never divided by.</w:t>
+          <w:i w:val="0"/>
+        </w:rPr>
+        <w:t>sample</w:t>
+      </w:r>
+      <w:r>
+        <w:rPr>
+          <w:b w:val="0"/>
+          <w:i w:val="0"/>
+        </w:rPr>
+        <w:t xml:space="preserve"> standard deviation. It returns null for a single row, and the Kish identity uses the population version, </w:t>
+      </w:r>
+      <w:r>
+        <w:rPr>
+          <w:rFonts w:ascii="Consolas" w:hAnsi="Consolas" w:eastAsia="Consolas"/>
+          <w:b w:val="0"/>
+          <w:sz w:val="19"/>
+        </w:rPr>
+        <w:t>F.stddev_pop</w:t>
+      </w:r>
+      <w:r>
+        <w:rPr>
+          <w:b w:val="0"/>
+          <w:i w:val="0"/>
+        </w:rPr>
+        <w:t>.</w:t>
       </w:r>
     </w:p>
     <w:p>
-      <w:r>
-        <w:rPr>
-          <w:b w:val="0"/>
-          <w:i w:val="0"/>
-        </w:rPr>
-        <w:t>Check nulls, range, sum and efficiency per wave and subgroup. Mind Spark's nulls: sample stddev, empty aggregates and sums over no matches.</w:t>
+      <w:pPr>
+        <w:pStyle w:val="ListBullet"/>
+      </w:pPr>
+      <w:r>
+        <w:rPr>
+          <w:b w:val="0"/>
+          <w:i w:val="0"/>
+        </w:rPr>
+        <w:t xml:space="preserve">On an empty DataFrame, </w:t>
+      </w:r>
+      <w:r>
+        <w:rPr>
+          <w:rFonts w:ascii="Consolas" w:hAnsi="Consolas" w:eastAsia="Consolas"/>
+          <w:b w:val="0"/>
+          <w:sz w:val="19"/>
+        </w:rPr>
+        <w:t>mean</w:t>
+      </w:r>
+      <w:r>
+        <w:rPr>
+          <w:b w:val="0"/>
+          <w:i w:val="0"/>
+        </w:rPr>
+        <w:t xml:space="preserve"> and </w:t>
+      </w:r>
+      <w:r>
+        <w:rPr>
+          <w:rFonts w:ascii="Consolas" w:hAnsi="Consolas" w:eastAsia="Consolas"/>
+          <w:b w:val="0"/>
+          <w:sz w:val="19"/>
+        </w:rPr>
+        <w:t>stddev</w:t>
+      </w:r>
+      <w:r>
+        <w:rPr>
+          <w:b w:val="0"/>
+          <w:i w:val="0"/>
+        </w:rPr>
+        <w:t xml:space="preserve"> return null. Your reference </w:t>
+      </w:r>
+      <w:r>
+        <w:rPr>
+          <w:rFonts w:ascii="Consolas" w:hAnsi="Consolas" w:eastAsia="Consolas"/>
+          <w:b w:val="0"/>
+          <w:sz w:val="19"/>
+        </w:rPr>
+        <w:t>check_weight_distribution</w:t>
+      </w:r>
+      <w:r>
+        <w:rPr>
+          <w:b w:val="0"/>
+          <w:i w:val="0"/>
+        </w:rPr>
+        <w:t xml:space="preserve"> then calls </w:t>
+      </w:r>
+      <w:r>
+        <w:rPr>
+          <w:rFonts w:ascii="Consolas" w:hAnsi="Consolas" w:eastAsia="Consolas"/>
+          <w:b w:val="0"/>
+          <w:sz w:val="19"/>
+        </w:rPr>
+        <w:t>round(None, 4)</w:t>
+      </w:r>
+      <w:r>
+        <w:rPr>
+          <w:b w:val="0"/>
+          <w:i w:val="0"/>
+        </w:rPr>
+        <w:t xml:space="preserve"> and raises </w:t>
+      </w:r>
+      <w:r>
+        <w:rPr>
+          <w:rFonts w:ascii="Consolas" w:hAnsi="Consolas" w:eastAsia="Consolas"/>
+          <w:b w:val="0"/>
+          <w:sz w:val="19"/>
+        </w:rPr>
+        <w:t>TypeError</w:t>
+      </w:r>
+      <w:r>
+        <w:rPr>
+          <w:b w:val="0"/>
+          <w:i w:val="0"/>
+        </w:rPr>
+        <w:t>.</w:t>
+      </w:r>
+    </w:p>
+    <w:p>
+      <w:pPr>
+        <w:pStyle w:val="ListBullet"/>
+      </w:pPr>
+      <w:r>
+        <w:rPr>
+          <w:rFonts w:ascii="Consolas" w:hAnsi="Consolas" w:eastAsia="Consolas"/>
+          <w:b w:val="0"/>
+          <w:sz w:val="19"/>
+        </w:rPr>
+        <w:t>F.sum(F.when(F.col("reach_flag") == 1, 1))</w:t>
+      </w:r>
+      <w:r>
+        <w:rPr>
+          <w:b w:val="0"/>
+          <w:i w:val="0"/>
+        </w:rPr>
+        <w:t xml:space="preserve"> is </w:t>
+      </w:r>
+      <w:r>
+        <w:rPr>
+          <w:b/>
+          <w:i w:val="0"/>
+        </w:rPr>
+        <w:t>null</w:t>
+      </w:r>
+      <w:r>
+        <w:rPr>
+          <w:b w:val="0"/>
+          <w:i w:val="0"/>
+        </w:rPr>
+        <w:t xml:space="preserve">, not 0, for a subgroup where nobody was reached. Your gold table then shows a blank instead of 0% reach. Wrap it in </w:t>
+      </w:r>
+      <w:r>
+        <w:rPr>
+          <w:rFonts w:ascii="Consolas" w:hAnsi="Consolas" w:eastAsia="Consolas"/>
+          <w:b w:val="0"/>
+          <w:sz w:val="19"/>
+        </w:rPr>
+        <w:t>F.coalesce(..., F.lit(0))</w:t>
+      </w:r>
+      <w:r>
+        <w:rPr>
+          <w:b w:val="0"/>
+          <w:i w:val="0"/>
+        </w:rPr>
+        <w:t>.</w:t>
+      </w:r>
+    </w:p>
+    <w:p>
+      <w:r>
+        <w:rPr>
+          <w:b w:val="0"/>
+          <w:i w:val="0"/>
+        </w:rPr>
+        <w:t>Decide what each result means for the run. A null weight is CRITICAL: halt. A deff above your usual range is WARN: log it and have someone look.</w:t>
       </w:r>
     </w:p>
     <w:p>
@@ -4735,83 +4809,16 @@
         <w:pStyle w:val="Heading4"/>
       </w:pPr>
       <w:r>
-        <w:t>Recap card</w:t>
+        <w:t>Why it matters</w:t>
       </w:r>
     </w:p>
     <w:p>
-      <w:pPr>
-        <w:pStyle w:val="ListBullet"/>
-      </w:pPr>
-      <w:r>
-        <w:rPr>
-          <w:b/>
-          <w:i w:val="0"/>
-        </w:rPr>
-        <w:t>Kish design effect and effective sample</w:t>
-      </w:r>
-      <w:r>
-        <w:rPr>
-          <w:b w:val="0"/>
-          <w:i w:val="0"/>
-        </w:rPr>
-        <w:t xml:space="preserve"> deff = n x sum(w^2) / (sum w)^2 = 1 + CV^2. n_eff = (sum w)^2 / sum(w^2).</w:t>
-      </w:r>
-    </w:p>
-    <w:p>
-      <w:pPr>
-        <w:pStyle w:val="ListBullet"/>
-      </w:pPr>
-      <w:r>
-        <w:rPr>
-          <w:b/>
-          <w:i w:val="0"/>
-        </w:rPr>
-        <w:t>F.stddev in Spark</w:t>
-      </w:r>
-      <w:r>
-        <w:rPr>
-          <w:b w:val="0"/>
-          <w:i w:val="0"/>
-        </w:rPr>
-        <w:t xml:space="preserve"> Sample standard deviation, null for one row. Use F.stddev_pop for 1 + CV^2.</w:t>
-      </w:r>
-    </w:p>
-    <w:p>
-      <w:pPr>
-        <w:pStyle w:val="ListBullet"/>
-      </w:pPr>
-      <w:r>
-        <w:rPr>
-          <w:b/>
-          <w:i w:val="0"/>
-        </w:rPr>
-        <w:t>sum(when(cond, 1)) with no matches</w:t>
-      </w:r>
-      <w:r>
-        <w:rPr>
-          <w:b w:val="0"/>
-          <w:i w:val="0"/>
-        </w:rPr>
-        <w:t xml:space="preserve"> Null, not 0. Wrap in coalesce(..., lit(0)) or add otherwise(0).</w:t>
-      </w:r>
-    </w:p>
-    <w:p>
-      <w:pPr>
-        <w:pStyle w:val="ListBullet"/>
-      </w:pPr>
-      <w:r>
-        <w:rPr>
-          <w:b/>
-          <w:i w:val="0"/>
-        </w:rPr>
-        <w:t>Severity for a null weight</w:t>
-      </w:r>
-      <w:r>
-        <w:rPr>
-          <w:b w:val="0"/>
-          <w:i w:val="0"/>
-        </w:rPr>
-        <w:t xml:space="preserve"> CRITICAL: halt before gold.</w:t>
+      <w:r>
+        <w:rPr>
+          <w:b w:val="0"/>
+          <w:i w:val="0"/>
+        </w:rPr>
+        <w:t>A weighting run used last year's population targets for one age band. The weight sum stayed within tolerance overall, so the contract check passed. The 55+ band's effective sample fell from 800 to 190, and its reach estimate jumped 9 points. A per-subgroup n_eff check with a WARN threshold would have flagged it before the dashboard refreshed.</w:t>
       </w:r>
     </w:p>
     <w:p>
@@ -4819,137 +4826,7 @@
         <w:pStyle w:val="Heading4"/>
       </w:pPr>
       <w:r>
-        <w:t>Practice</w:t>
-      </w:r>
-    </w:p>
-    <w:p>
-      <w:pPr>
-        <w:pStyle w:val="Heading5"/>
-      </w:pPr>
-      <w:r>
-        <w:t>Exercise 1. Multiple choice (level 1)</w:t>
-      </w:r>
-    </w:p>
-    <w:p>
-      <w:r>
-        <w:rPr>
-          <w:b w:val="0"/>
-          <w:i w:val="0"/>
-        </w:rPr>
-        <w:t xml:space="preserve">In gold, </w:t>
-      </w:r>
-      <w:r>
-        <w:rPr>
-          <w:rFonts w:ascii="Consolas" w:hAnsi="Consolas" w:eastAsia="Consolas"/>
-          <w:b w:val="0"/>
-          <w:sz w:val="19"/>
-        </w:rPr>
-        <w:t>F.sum(F.when(F.col("reach_flag") == 1, 1))</w:t>
-      </w:r>
-      <w:r>
-        <w:rPr>
-          <w:b w:val="0"/>
-          <w:i w:val="0"/>
-        </w:rPr>
-        <w:t xml:space="preserve"> gives what for a subgroup where no one was reached?</w:t>
-      </w:r>
-    </w:p>
-    <w:p>
-      <w:pPr>
-        <w:pStyle w:val="ListBullet"/>
-      </w:pPr>
-      <w:r>
-        <w:rPr>
-          <w:b w:val="0"/>
-          <w:i w:val="0"/>
-        </w:rPr>
-        <w:t>a) NULL</w:t>
-      </w:r>
-    </w:p>
-    <w:p>
-      <w:pPr>
-        <w:pStyle w:val="ListBullet"/>
-      </w:pPr>
-      <w:r>
-        <w:rPr>
-          <w:b w:val="0"/>
-          <w:i w:val="0"/>
-        </w:rPr>
-        <w:t>b) 0</w:t>
-      </w:r>
-    </w:p>
-    <w:p>
-      <w:pPr>
-        <w:pStyle w:val="ListBullet"/>
-      </w:pPr>
-      <w:r>
-        <w:rPr>
-          <w:b w:val="0"/>
-          <w:i w:val="0"/>
-        </w:rPr>
-        <w:t>c) An error</w:t>
-      </w:r>
-    </w:p>
-    <w:p>
-      <w:pPr>
-        <w:pStyle w:val="ListBullet"/>
-      </w:pPr>
-      <w:r>
-        <w:rPr>
-          <w:b w:val="0"/>
-          <w:i w:val="0"/>
-        </w:rPr>
-        <w:t>d) The subgroup is dropped</w:t>
-      </w:r>
-    </w:p>
-    <w:p>
-      <w:r>
-        <w:rPr>
-          <w:b/>
-          <w:i w:val="0"/>
-        </w:rPr>
-        <w:t>Why?</w:t>
-      </w:r>
-    </w:p>
-    <w:p>
-      <w:pPr>
-        <w:pStyle w:val="ListBullet"/>
-      </w:pPr>
-      <w:r>
-        <w:rPr>
-          <w:b w:val="0"/>
-          <w:i w:val="0"/>
-        </w:rPr>
-        <w:t>r1) when without otherwise gives null for non-matching rows, and the sum of only nulls is null.</w:t>
-      </w:r>
-    </w:p>
-    <w:p>
-      <w:pPr>
-        <w:pStyle w:val="ListBullet"/>
-      </w:pPr>
-      <w:r>
-        <w:rPr>
-          <w:b w:val="0"/>
-          <w:i w:val="0"/>
-        </w:rPr>
-        <w:t>r2) Spark sums return null for any group with a zero.</w:t>
-      </w:r>
-    </w:p>
-    <w:p>
-      <w:pPr>
-        <w:pStyle w:val="Heading5"/>
-      </w:pPr>
-      <w:r>
-        <w:t>Exercise 2. Predict the output (level 2)</w:t>
-      </w:r>
-    </w:p>
-    <w:p>
-      <w:r>
-        <w:rPr>
-          <w:b w:val="0"/>
-          <w:i w:val="0"/>
-        </w:rPr>
-        <w:t>What does this print?</w:t>
+        <w:t>Worked example: weak code</w:t>
       </w:r>
     </w:p>
     <w:tbl>
@@ -4975,19 +4852,19 @@
             <w:r>
               <w:rPr>
                 <w:rFonts w:ascii="Consolas" w:hAnsi="Consolas" w:eastAsia="Consolas"/>
-                <w:b w:val="0"/>
+                <w:b/>
                 <w:color w:val="5B6875"/>
                 <w:sz w:val="16"/>
               </w:rPr>
-              <w:t xml:space="preserve">   1  </w:t>
-            </w:r>
-            <w:r>
-              <w:rPr>
-                <w:rFonts w:ascii="Consolas" w:hAnsi="Consolas" w:eastAsia="Consolas"/>
-                <w:b w:val="0"/>
-                <w:sz w:val="16"/>
-              </w:rPr>
-              <w:t>w = [1.0, 1.0, 1.0, 1.0]</w:t>
+              <w:t xml:space="preserve"> [1]  </w:t>
+            </w:r>
+            <w:r>
+              <w:rPr>
+                <w:rFonts w:ascii="Consolas" w:hAnsi="Consolas" w:eastAsia="Consolas"/>
+                <w:b w:val="0"/>
+                <w:sz w:val="16"/>
+              </w:rPr>
+              <w:t>stats = df.agg(F.mean(w).alias("mean"), F.stddev(w).alias("sd")).first()</w:t>
             </w:r>
           </w:p>
           <w:p>
@@ -5010,7 +4887,7 @@
                 <w:b w:val="0"/>
                 <w:sz w:val="16"/>
               </w:rPr>
-              <w:t>n = len(w)</w:t>
+              <w:t>cv = stats["sd"] / stats["mean"] if stats["mean"] else None</w:t>
             </w:r>
           </w:p>
           <w:p>
@@ -5021,63 +4898,81 @@
             <w:r>
               <w:rPr>
                 <w:rFonts w:ascii="Consolas" w:hAnsi="Consolas" w:eastAsia="Consolas"/>
-                <w:b w:val="0"/>
+                <w:b/>
                 <w:color w:val="5B6875"/>
                 <w:sz w:val="16"/>
               </w:rPr>
-              <w:t xml:space="preserve">   3  </w:t>
-            </w:r>
-            <w:r>
-              <w:rPr>
-                <w:rFonts w:ascii="Consolas" w:hAnsi="Consolas" w:eastAsia="Consolas"/>
-                <w:b w:val="0"/>
-                <w:sz w:val="16"/>
-              </w:rPr>
-              <w:t>deff = n * sum(x * x for x in w) / sum(w) ** 2</w:t>
-            </w:r>
-          </w:p>
-          <w:p>
-            <w:pPr>
-              <w:spacing w:before="0" w:after="0" w:line="240" w:lineRule="auto"/>
-              <w:ind w:left="567" w:hanging="567"/>
-            </w:pPr>
-            <w:r>
-              <w:rPr>
-                <w:rFonts w:ascii="Consolas" w:hAnsi="Consolas" w:eastAsia="Consolas"/>
-                <w:b w:val="0"/>
-                <w:color w:val="5B6875"/>
-                <w:sz w:val="16"/>
-              </w:rPr>
-              <w:t xml:space="preserve">   4  </w:t>
-            </w:r>
-            <w:r>
-              <w:rPr>
-                <w:rFonts w:ascii="Consolas" w:hAnsi="Consolas" w:eastAsia="Consolas"/>
-                <w:b w:val="0"/>
-                <w:sz w:val="16"/>
-              </w:rPr>
-              <w:t>print(deff)</w:t>
+              <w:t xml:space="preserve"> [2]  </w:t>
+            </w:r>
+            <w:r>
+              <w:rPr>
+                <w:rFonts w:ascii="Consolas" w:hAnsi="Consolas" w:eastAsia="Consolas"/>
+                <w:b w:val="0"/>
+                <w:sz w:val="16"/>
+              </w:rPr>
+              <w:t>result = {"mean": round(stats["mean"], 4), "cv": round(cv, 4) if cv else None}</w:t>
             </w:r>
           </w:p>
         </w:tc>
       </w:tr>
     </w:tbl>
-    <w:p/>
     <w:p>
       <w:pPr>
-        <w:pStyle w:val="Heading5"/>
+        <w:pStyle w:val="ListNumber"/>
       </w:pPr>
       <w:r>
-        <w:t>Exercise 3. Fill the gap (level 2)</w:t>
+        <w:rPr>
+          <w:b/>
+        </w:rPr>
+        <w:t xml:space="preserve">Line 1. </w:t>
+      </w:r>
+      <w:r>
+        <w:rPr>
+          <w:b w:val="0"/>
+          <w:i w:val="0"/>
+        </w:rPr>
+        <w:t>Sample standard deviation, and null for a single row.</w:t>
       </w:r>
     </w:p>
     <w:p>
-      <w:r>
-        <w:rPr>
-          <w:b w:val="0"/>
-          <w:i w:val="0"/>
-        </w:rPr>
-        <w:t>Make the unweighted reach count 0 when no one in the subgroup was reached.</w:t>
+      <w:pPr>
+        <w:pStyle w:val="ListNumber"/>
+      </w:pPr>
+      <w:r>
+        <w:rPr>
+          <w:b/>
+        </w:rPr>
+        <w:t xml:space="preserve">Line 3. </w:t>
+      </w:r>
+      <w:r>
+        <w:rPr>
+          <w:b w:val="0"/>
+          <w:i w:val="0"/>
+        </w:rPr>
+        <w:t xml:space="preserve">round(None, 4) raises TypeError on an empty wave. </w:t>
+      </w:r>
+      <w:r>
+        <w:rPr>
+          <w:rFonts w:ascii="Consolas" w:hAnsi="Consolas" w:eastAsia="Consolas"/>
+          <w:b w:val="0"/>
+          <w:sz w:val="19"/>
+        </w:rPr>
+        <w:t>if cv</w:t>
+      </w:r>
+      <w:r>
+        <w:rPr>
+          <w:b w:val="0"/>
+          <w:i w:val="0"/>
+        </w:rPr>
+        <w:t xml:space="preserve"> treats a CV of 0 as missing.</w:t>
+      </w:r>
+    </w:p>
+    <w:p>
+      <w:pPr>
+        <w:pStyle w:val="Heading4"/>
+      </w:pPr>
+      <w:r>
+        <w:t>Worked example: strong code</w:t>
       </w:r>
     </w:p>
     <w:tbl>
@@ -5115,7 +5010,568 @@
                 <w:b w:val="0"/>
                 <w:sz w:val="16"/>
               </w:rPr>
-              <w:t>F._____(1)(F.sum(F.when(F.col("reach_flag") == 1, 1)), F.lit(_____(2))).alias("unweighted_reach")</w:t>
+              <w:t>row = df.agg(</w:t>
+            </w:r>
+          </w:p>
+          <w:p>
+            <w:pPr>
+              <w:spacing w:before="0" w:after="0" w:line="240" w:lineRule="auto"/>
+              <w:ind w:left="567" w:hanging="567"/>
+            </w:pPr>
+            <w:r>
+              <w:rPr>
+                <w:rFonts w:ascii="Consolas" w:hAnsi="Consolas" w:eastAsia="Consolas"/>
+                <w:b w:val="0"/>
+                <w:color w:val="5B6875"/>
+                <w:sz w:val="16"/>
+              </w:rPr>
+              <w:t xml:space="preserve">   2  </w:t>
+            </w:r>
+            <w:r>
+              <w:rPr>
+                <w:rFonts w:ascii="Consolas" w:hAnsi="Consolas" w:eastAsia="Consolas"/>
+                <w:b w:val="0"/>
+                <w:sz w:val="16"/>
+              </w:rPr>
+              <w:t xml:space="preserve">    F.count(w).alias("n"),</w:t>
+            </w:r>
+          </w:p>
+          <w:p>
+            <w:pPr>
+              <w:spacing w:before="0" w:after="0" w:line="240" w:lineRule="auto"/>
+              <w:ind w:left="567" w:hanging="567"/>
+            </w:pPr>
+            <w:r>
+              <w:rPr>
+                <w:rFonts w:ascii="Consolas" w:hAnsi="Consolas" w:eastAsia="Consolas"/>
+                <w:b w:val="0"/>
+                <w:color w:val="5B6875"/>
+                <w:sz w:val="16"/>
+              </w:rPr>
+              <w:t xml:space="preserve">   3  </w:t>
+            </w:r>
+            <w:r>
+              <w:rPr>
+                <w:rFonts w:ascii="Consolas" w:hAnsi="Consolas" w:eastAsia="Consolas"/>
+                <w:b w:val="0"/>
+                <w:sz w:val="16"/>
+              </w:rPr>
+              <w:t xml:space="preserve">    F.sum(w).alias("total"),</w:t>
+            </w:r>
+          </w:p>
+          <w:p>
+            <w:pPr>
+              <w:spacing w:before="0" w:after="0" w:line="240" w:lineRule="auto"/>
+              <w:ind w:left="567" w:hanging="567"/>
+            </w:pPr>
+            <w:r>
+              <w:rPr>
+                <w:rFonts w:ascii="Consolas" w:hAnsi="Consolas" w:eastAsia="Consolas"/>
+                <w:b/>
+                <w:color w:val="5B6875"/>
+                <w:sz w:val="16"/>
+              </w:rPr>
+              <w:t xml:space="preserve"> [1]  </w:t>
+            </w:r>
+            <w:r>
+              <w:rPr>
+                <w:rFonts w:ascii="Consolas" w:hAnsi="Consolas" w:eastAsia="Consolas"/>
+                <w:b w:val="0"/>
+                <w:sz w:val="16"/>
+              </w:rPr>
+              <w:t xml:space="preserve">    F.sum(F.col(w) * F.col(w)).alias("total_sq"),</w:t>
+            </w:r>
+          </w:p>
+          <w:p>
+            <w:pPr>
+              <w:spacing w:before="0" w:after="0" w:line="240" w:lineRule="auto"/>
+              <w:ind w:left="567" w:hanging="567"/>
+            </w:pPr>
+            <w:r>
+              <w:rPr>
+                <w:rFonts w:ascii="Consolas" w:hAnsi="Consolas" w:eastAsia="Consolas"/>
+                <w:b w:val="0"/>
+                <w:color w:val="5B6875"/>
+                <w:sz w:val="16"/>
+              </w:rPr>
+              <w:t xml:space="preserve">   5  </w:t>
+            </w:r>
+            <w:r>
+              <w:rPr>
+                <w:rFonts w:ascii="Consolas" w:hAnsi="Consolas" w:eastAsia="Consolas"/>
+                <w:b w:val="0"/>
+                <w:sz w:val="16"/>
+              </w:rPr>
+              <w:t>).first()</w:t>
+            </w:r>
+          </w:p>
+          <w:p>
+            <w:pPr>
+              <w:spacing w:before="0" w:after="0" w:line="240" w:lineRule="auto"/>
+              <w:ind w:left="567" w:hanging="567"/>
+            </w:pPr>
+            <w:r>
+              <w:rPr>
+                <w:rFonts w:ascii="Consolas" w:hAnsi="Consolas" w:eastAsia="Consolas"/>
+                <w:b/>
+                <w:color w:val="5B6875"/>
+                <w:sz w:val="16"/>
+              </w:rPr>
+              <w:t xml:space="preserve"> [2]  </w:t>
+            </w:r>
+            <w:r>
+              <w:rPr>
+                <w:rFonts w:ascii="Consolas" w:hAnsi="Consolas" w:eastAsia="Consolas"/>
+                <w:b w:val="0"/>
+                <w:sz w:val="16"/>
+              </w:rPr>
+              <w:t>if row["n"] == 0 or row["total"] is None or row["total"] == 0:</w:t>
+            </w:r>
+          </w:p>
+          <w:p>
+            <w:pPr>
+              <w:spacing w:before="0" w:after="0" w:line="240" w:lineRule="auto"/>
+              <w:ind w:left="567" w:hanging="567"/>
+            </w:pPr>
+            <w:r>
+              <w:rPr>
+                <w:rFonts w:ascii="Consolas" w:hAnsi="Consolas" w:eastAsia="Consolas"/>
+                <w:b w:val="0"/>
+                <w:color w:val="5B6875"/>
+                <w:sz w:val="16"/>
+              </w:rPr>
+              <w:t xml:space="preserve">   7  </w:t>
+            </w:r>
+            <w:r>
+              <w:rPr>
+                <w:rFonts w:ascii="Consolas" w:hAnsi="Consolas" w:eastAsia="Consolas"/>
+                <w:b w:val="0"/>
+                <w:sz w:val="16"/>
+              </w:rPr>
+              <w:t xml:space="preserve">    raise ValueError("no weights to check")</w:t>
+            </w:r>
+          </w:p>
+          <w:p>
+            <w:pPr>
+              <w:spacing w:before="0" w:after="0" w:line="240" w:lineRule="auto"/>
+              <w:ind w:left="567" w:hanging="567"/>
+            </w:pPr>
+            <w:r>
+              <w:rPr>
+                <w:rFonts w:ascii="Consolas" w:hAnsi="Consolas" w:eastAsia="Consolas"/>
+                <w:b w:val="0"/>
+                <w:color w:val="5B6875"/>
+                <w:sz w:val="16"/>
+              </w:rPr>
+              <w:t xml:space="preserve">   8  </w:t>
+            </w:r>
+            <w:r>
+              <w:rPr>
+                <w:rFonts w:ascii="Consolas" w:hAnsi="Consolas" w:eastAsia="Consolas"/>
+                <w:b w:val="0"/>
+                <w:sz w:val="16"/>
+              </w:rPr>
+              <w:t>deff = row["n"] * row["total_sq"] / row["total"] ** 2</w:t>
+            </w:r>
+          </w:p>
+          <w:p>
+            <w:pPr>
+              <w:spacing w:before="0" w:after="0" w:line="240" w:lineRule="auto"/>
+              <w:ind w:left="567" w:hanging="567"/>
+            </w:pPr>
+            <w:r>
+              <w:rPr>
+                <w:rFonts w:ascii="Consolas" w:hAnsi="Consolas" w:eastAsia="Consolas"/>
+                <w:b w:val="0"/>
+                <w:color w:val="5B6875"/>
+                <w:sz w:val="16"/>
+              </w:rPr>
+              <w:t xml:space="preserve">   9  </w:t>
+            </w:r>
+            <w:r>
+              <w:rPr>
+                <w:rFonts w:ascii="Consolas" w:hAnsi="Consolas" w:eastAsia="Consolas"/>
+                <w:b w:val="0"/>
+                <w:sz w:val="16"/>
+              </w:rPr>
+              <w:t>n_eff = row["total"] ** 2 / row["total_sq"]</w:t>
+            </w:r>
+          </w:p>
+        </w:tc>
+      </w:tr>
+    </w:tbl>
+    <w:p>
+      <w:pPr>
+        <w:pStyle w:val="ListNumber"/>
+      </w:pPr>
+      <w:r>
+        <w:rPr>
+          <w:b/>
+        </w:rPr>
+        <w:t xml:space="preserve">Line 4. </w:t>
+      </w:r>
+      <w:r>
+        <w:rPr>
+          <w:b w:val="0"/>
+          <w:i w:val="0"/>
+        </w:rPr>
+        <w:t>Kish needs only n, sum and sum of squares, in one pass.</w:t>
+      </w:r>
+    </w:p>
+    <w:p>
+      <w:pPr>
+        <w:pStyle w:val="ListNumber"/>
+      </w:pPr>
+      <w:r>
+        <w:rPr>
+          <w:b/>
+        </w:rPr>
+        <w:t xml:space="preserve">Line 6. </w:t>
+      </w:r>
+      <w:r>
+        <w:rPr>
+          <w:b w:val="0"/>
+          <w:i w:val="0"/>
+        </w:rPr>
+        <w:t>Empty and zero totals are reported, never divided by.</w:t>
+      </w:r>
+    </w:p>
+    <w:p>
+      <w:r>
+        <w:rPr>
+          <w:b w:val="0"/>
+          <w:i w:val="0"/>
+        </w:rPr>
+        <w:t>Check nulls, range, sum and efficiency per wave and subgroup. Mind Spark's nulls: sample stddev, empty aggregates and sums over no matches.</w:t>
+      </w:r>
+    </w:p>
+    <w:p>
+      <w:pPr>
+        <w:pStyle w:val="Heading4"/>
+      </w:pPr>
+      <w:r>
+        <w:t>Recap card</w:t>
+      </w:r>
+    </w:p>
+    <w:p>
+      <w:pPr>
+        <w:pStyle w:val="ListBullet"/>
+      </w:pPr>
+      <w:r>
+        <w:rPr>
+          <w:b/>
+          <w:i w:val="0"/>
+        </w:rPr>
+        <w:t>Kish design effect and effective sample</w:t>
+      </w:r>
+      <w:r>
+        <w:rPr>
+          <w:b w:val="0"/>
+          <w:i w:val="0"/>
+        </w:rPr>
+        <w:t xml:space="preserve"> deff = n x sum(w^2) / (sum w)^2 = 1 + CV^2. n_eff = (sum w)^2 / sum(w^2).</w:t>
+      </w:r>
+    </w:p>
+    <w:p>
+      <w:pPr>
+        <w:pStyle w:val="ListBullet"/>
+      </w:pPr>
+      <w:r>
+        <w:rPr>
+          <w:b/>
+          <w:i w:val="0"/>
+        </w:rPr>
+        <w:t>F.stddev in Spark</w:t>
+      </w:r>
+      <w:r>
+        <w:rPr>
+          <w:b w:val="0"/>
+          <w:i w:val="0"/>
+        </w:rPr>
+        <w:t xml:space="preserve"> Sample standard deviation, null for one row. Use F.stddev_pop for 1 + CV^2.</w:t>
+      </w:r>
+    </w:p>
+    <w:p>
+      <w:pPr>
+        <w:pStyle w:val="ListBullet"/>
+      </w:pPr>
+      <w:r>
+        <w:rPr>
+          <w:b/>
+          <w:i w:val="0"/>
+        </w:rPr>
+        <w:t>sum(when(cond, 1)) with no matches</w:t>
+      </w:r>
+      <w:r>
+        <w:rPr>
+          <w:b w:val="0"/>
+          <w:i w:val="0"/>
+        </w:rPr>
+        <w:t xml:space="preserve"> Null, not 0. Wrap in coalesce(..., lit(0)) or add otherwise(0).</w:t>
+      </w:r>
+    </w:p>
+    <w:p>
+      <w:pPr>
+        <w:pStyle w:val="ListBullet"/>
+      </w:pPr>
+      <w:r>
+        <w:rPr>
+          <w:b/>
+          <w:i w:val="0"/>
+        </w:rPr>
+        <w:t>Severity for a null weight</w:t>
+      </w:r>
+      <w:r>
+        <w:rPr>
+          <w:b w:val="0"/>
+          <w:i w:val="0"/>
+        </w:rPr>
+        <w:t xml:space="preserve"> CRITICAL: halt before gold.</w:t>
+      </w:r>
+    </w:p>
+    <w:p>
+      <w:pPr>
+        <w:pStyle w:val="Heading4"/>
+      </w:pPr>
+      <w:r>
+        <w:t>Practice</w:t>
+      </w:r>
+    </w:p>
+    <w:p>
+      <w:pPr>
+        <w:pStyle w:val="Heading5"/>
+      </w:pPr>
+      <w:r>
+        <w:t>Exercise 1. Multiple choice (level 1)</w:t>
+      </w:r>
+    </w:p>
+    <w:p>
+      <w:r>
+        <w:rPr>
+          <w:b w:val="0"/>
+          <w:i w:val="0"/>
+        </w:rPr>
+        <w:t xml:space="preserve">In gold, </w:t>
+      </w:r>
+      <w:r>
+        <w:rPr>
+          <w:rFonts w:ascii="Consolas" w:hAnsi="Consolas" w:eastAsia="Consolas"/>
+          <w:b w:val="0"/>
+          <w:sz w:val="19"/>
+        </w:rPr>
+        <w:t>F.sum(F.when(F.col("reach_flag") == 1, 1))</w:t>
+      </w:r>
+      <w:r>
+        <w:rPr>
+          <w:b w:val="0"/>
+          <w:i w:val="0"/>
+        </w:rPr>
+        <w:t xml:space="preserve"> gives what for a subgroup where no one was reached?</w:t>
+      </w:r>
+    </w:p>
+    <w:p>
+      <w:pPr>
+        <w:pStyle w:val="ListBullet"/>
+      </w:pPr>
+      <w:r>
+        <w:rPr>
+          <w:b w:val="0"/>
+          <w:i w:val="0"/>
+        </w:rPr>
+        <w:t>a) NULL</w:t>
+      </w:r>
+    </w:p>
+    <w:p>
+      <w:pPr>
+        <w:pStyle w:val="ListBullet"/>
+      </w:pPr>
+      <w:r>
+        <w:rPr>
+          <w:b w:val="0"/>
+          <w:i w:val="0"/>
+        </w:rPr>
+        <w:t>b) 0</w:t>
+      </w:r>
+    </w:p>
+    <w:p>
+      <w:pPr>
+        <w:pStyle w:val="ListBullet"/>
+      </w:pPr>
+      <w:r>
+        <w:rPr>
+          <w:b w:val="0"/>
+          <w:i w:val="0"/>
+        </w:rPr>
+        <w:t>c) An error</w:t>
+      </w:r>
+    </w:p>
+    <w:p>
+      <w:pPr>
+        <w:pStyle w:val="ListBullet"/>
+      </w:pPr>
+      <w:r>
+        <w:rPr>
+          <w:b w:val="0"/>
+          <w:i w:val="0"/>
+        </w:rPr>
+        <w:t>d) The subgroup is dropped</w:t>
+      </w:r>
+    </w:p>
+    <w:p>
+      <w:r>
+        <w:rPr>
+          <w:b/>
+          <w:i w:val="0"/>
+        </w:rPr>
+        <w:t>Why?</w:t>
+      </w:r>
+    </w:p>
+    <w:p>
+      <w:pPr>
+        <w:pStyle w:val="ListBullet"/>
+      </w:pPr>
+      <w:r>
+        <w:rPr>
+          <w:b w:val="0"/>
+          <w:i w:val="0"/>
+        </w:rPr>
+        <w:t>r1) when without otherwise gives null for non-matching rows, and the sum of only nulls is null.</w:t>
+      </w:r>
+    </w:p>
+    <w:p>
+      <w:pPr>
+        <w:pStyle w:val="ListBullet"/>
+      </w:pPr>
+      <w:r>
+        <w:rPr>
+          <w:b w:val="0"/>
+          <w:i w:val="0"/>
+        </w:rPr>
+        <w:t>r2) Spark sums return null for any group with a zero.</w:t>
+      </w:r>
+    </w:p>
+    <w:p>
+      <w:pPr>
+        <w:pStyle w:val="Heading5"/>
+      </w:pPr>
+      <w:r>
+        <w:t>Exercise 2. Predict the output (level 2)</w:t>
+      </w:r>
+    </w:p>
+    <w:p>
+      <w:r>
+        <w:rPr>
+          <w:b w:val="0"/>
+          <w:i w:val="0"/>
+        </w:rPr>
+        <w:t>What does this print?</w:t>
+      </w:r>
+    </w:p>
+    <w:tbl>
+      <w:tblPr>
+        <w:tblW w:type="auto" w:w="0"/>
+        <w:jc w:val="left"/>
+        <w:tblLook w:firstColumn="1" w:firstRow="1" w:lastColumn="0" w:lastRow="0" w:noHBand="0" w:noVBand="1" w:val="04A0"/>
+      </w:tblPr>
+      <w:tblGrid>
+        <w:gridCol w:w="8221"/>
+      </w:tblGrid>
+      <w:tr>
+        <w:tc>
+          <w:tcPr>
+            <w:tcW w:type="dxa" w:w="8221"/>
+            <w:shd w:val="clear" w:color="auto" w:fill="F2F4F7"/>
+          </w:tcPr>
+          <w:p>
+            <w:pPr>
+              <w:spacing w:before="0" w:after="0" w:line="240" w:lineRule="auto"/>
+              <w:ind w:left="567" w:hanging="567"/>
+            </w:pPr>
+            <w:r>
+              <w:rPr>
+                <w:rFonts w:ascii="Consolas" w:hAnsi="Consolas" w:eastAsia="Consolas"/>
+                <w:b w:val="0"/>
+                <w:color w:val="5B6875"/>
+                <w:sz w:val="16"/>
+              </w:rPr>
+              <w:t xml:space="preserve">   1  </w:t>
+            </w:r>
+            <w:r>
+              <w:rPr>
+                <w:rFonts w:ascii="Consolas" w:hAnsi="Consolas" w:eastAsia="Consolas"/>
+                <w:b w:val="0"/>
+                <w:sz w:val="16"/>
+              </w:rPr>
+              <w:t>w = [1.0, 1.0, 1.0, 1.0]</w:t>
+            </w:r>
+          </w:p>
+          <w:p>
+            <w:pPr>
+              <w:spacing w:before="0" w:after="0" w:line="240" w:lineRule="auto"/>
+              <w:ind w:left="567" w:hanging="567"/>
+            </w:pPr>
+            <w:r>
+              <w:rPr>
+                <w:rFonts w:ascii="Consolas" w:hAnsi="Consolas" w:eastAsia="Consolas"/>
+                <w:b w:val="0"/>
+                <w:color w:val="5B6875"/>
+                <w:sz w:val="16"/>
+              </w:rPr>
+              <w:t xml:space="preserve">   2  </w:t>
+            </w:r>
+            <w:r>
+              <w:rPr>
+                <w:rFonts w:ascii="Consolas" w:hAnsi="Consolas" w:eastAsia="Consolas"/>
+                <w:b w:val="0"/>
+                <w:sz w:val="16"/>
+              </w:rPr>
+              <w:t>n = len(w)</w:t>
+            </w:r>
+          </w:p>
+          <w:p>
+            <w:pPr>
+              <w:spacing w:before="0" w:after="0" w:line="240" w:lineRule="auto"/>
+              <w:ind w:left="567" w:hanging="567"/>
+            </w:pPr>
+            <w:r>
+              <w:rPr>
+                <w:rFonts w:ascii="Consolas" w:hAnsi="Consolas" w:eastAsia="Consolas"/>
+                <w:b w:val="0"/>
+                <w:color w:val="5B6875"/>
+                <w:sz w:val="16"/>
+              </w:rPr>
+              <w:t xml:space="preserve">   3  </w:t>
+            </w:r>
+            <w:r>
+              <w:rPr>
+                <w:rFonts w:ascii="Consolas" w:hAnsi="Consolas" w:eastAsia="Consolas"/>
+                <w:b w:val="0"/>
+                <w:sz w:val="16"/>
+              </w:rPr>
+              <w:t>deff = n * sum(x * x for x in w) / sum(w) ** 2</w:t>
+            </w:r>
+          </w:p>
+          <w:p>
+            <w:pPr>
+              <w:spacing w:before="0" w:after="0" w:line="240" w:lineRule="auto"/>
+              <w:ind w:left="567" w:hanging="567"/>
+            </w:pPr>
+            <w:r>
+              <w:rPr>
+                <w:rFonts w:ascii="Consolas" w:hAnsi="Consolas" w:eastAsia="Consolas"/>
+                <w:b w:val="0"/>
+                <w:color w:val="5B6875"/>
+                <w:sz w:val="16"/>
+              </w:rPr>
+              <w:t xml:space="preserve">   4  </w:t>
+            </w:r>
+            <w:r>
+              <w:rPr>
+                <w:rFonts w:ascii="Consolas" w:hAnsi="Consolas" w:eastAsia="Consolas"/>
+                <w:b w:val="0"/>
+                <w:sz w:val="16"/>
+              </w:rPr>
+              <w:t>print(deff)</w:t>
             </w:r>
           </w:p>
         </w:tc>
@@ -5127,7 +5583,7 @@
         <w:pStyle w:val="Heading5"/>
       </w:pPr>
       <w:r>
-        <w:t>Exercise 4. Write the function (level 3)</w:t>
+        <w:t>Exercise 3. Fill the gap (level 2)</w:t>
       </w:r>
     </w:p>
     <w:p>
@@ -5136,6 +5592,65 @@
           <w:b w:val="0"/>
           <w:i w:val="0"/>
         </w:rPr>
+        <w:t>Make the unweighted reach count 0 when no one in the subgroup was reached.</w:t>
+      </w:r>
+    </w:p>
+    <w:tbl>
+      <w:tblPr>
+        <w:tblW w:type="auto" w:w="0"/>
+        <w:jc w:val="left"/>
+        <w:tblLook w:firstColumn="1" w:firstRow="1" w:lastColumn="0" w:lastRow="0" w:noHBand="0" w:noVBand="1" w:val="04A0"/>
+      </w:tblPr>
+      <w:tblGrid>
+        <w:gridCol w:w="8221"/>
+      </w:tblGrid>
+      <w:tr>
+        <w:tc>
+          <w:tcPr>
+            <w:tcW w:type="dxa" w:w="8221"/>
+            <w:shd w:val="clear" w:color="auto" w:fill="F2F4F7"/>
+          </w:tcPr>
+          <w:p>
+            <w:pPr>
+              <w:spacing w:before="0" w:after="0" w:line="240" w:lineRule="auto"/>
+              <w:ind w:left="567" w:hanging="567"/>
+            </w:pPr>
+            <w:r>
+              <w:rPr>
+                <w:rFonts w:ascii="Consolas" w:hAnsi="Consolas" w:eastAsia="Consolas"/>
+                <w:b w:val="0"/>
+                <w:color w:val="5B6875"/>
+                <w:sz w:val="16"/>
+              </w:rPr>
+              <w:t xml:space="preserve">   1  </w:t>
+            </w:r>
+            <w:r>
+              <w:rPr>
+                <w:rFonts w:ascii="Consolas" w:hAnsi="Consolas" w:eastAsia="Consolas"/>
+                <w:b w:val="0"/>
+                <w:sz w:val="16"/>
+              </w:rPr>
+              <w:t>F._____(1)(F.sum(F.when(F.col("reach_flag") == 1, 1)), F.lit(_____(2))).alias("unweighted_reach")</w:t>
+            </w:r>
+          </w:p>
+        </w:tc>
+      </w:tr>
+    </w:tbl>
+    <w:p/>
+    <w:p>
+      <w:pPr>
+        <w:pStyle w:val="Heading5"/>
+      </w:pPr>
+      <w:r>
+        <w:t>Exercise 4. Write the function (level 3)</w:t>
+      </w:r>
+    </w:p>
+    <w:p>
+      <w:r>
+        <w:rPr>
+          <w:b w:val="0"/>
+          <w:i w:val="0"/>
+        </w:rPr>
         <w:t xml:space="preserve">Write </w:t>
       </w:r>
       <w:r>
@@ -5319,6 +5834,194 @@
         <w:t>, each rounded to 4 decimals.</w:t>
       </w:r>
     </w:p>
+    <w:p>
+      <w:r>
+        <w:rPr>
+          <w:b w:val="0"/>
+          <w:i w:val="0"/>
+        </w:rPr>
+        <w:t>Your code must pass these checks:</w:t>
+      </w:r>
+    </w:p>
+    <w:p>
+      <w:pPr>
+        <w:pStyle w:val="ListBullet"/>
+      </w:pPr>
+      <w:r>
+        <w:rPr>
+          <w:b w:val="0"/>
+          <w:i w:val="0"/>
+        </w:rPr>
+        <w:t>Weights 0.5, 1.0, 1.5, 3.0 give n_eff 2.88 and deff 1.3889.</w:t>
+      </w:r>
+    </w:p>
+    <w:p>
+      <w:pPr>
+        <w:pStyle w:val="ListBullet"/>
+      </w:pPr>
+      <w:r>
+        <w:rPr>
+          <w:b w:val="0"/>
+          <w:i w:val="0"/>
+        </w:rPr>
+        <w:t>Empty lists, None, zero and negative weights are CRITICAL, with no efficiency figures.</w:t>
+      </w:r>
+    </w:p>
+    <w:p>
+      <w:pPr>
+        <w:pStyle w:val="ListBullet"/>
+      </w:pPr>
+      <w:r>
+        <w:rPr>
+          <w:b w:val="0"/>
+          <w:i w:val="0"/>
+        </w:rPr>
+        <w:t>A max/min ratio of 30 exceeds 20: WARN.</w:t>
+      </w:r>
+    </w:p>
+    <w:p>
+      <w:r>
+        <w:rPr>
+          <w:b w:val="0"/>
+          <w:i w:val="0"/>
+        </w:rPr>
+        <w:t>Shape of the answer. The reference solution defines these names. Write the bodies yourself.</w:t>
+      </w:r>
+    </w:p>
+    <w:tbl>
+      <w:tblPr>
+        <w:tblW w:type="auto" w:w="0"/>
+        <w:jc w:val="left"/>
+        <w:tblLook w:firstColumn="1" w:firstRow="1" w:lastColumn="0" w:lastRow="0" w:noHBand="0" w:noVBand="1" w:val="04A0"/>
+      </w:tblPr>
+      <w:tblGrid>
+        <w:gridCol w:w="8221"/>
+      </w:tblGrid>
+      <w:tr>
+        <w:tc>
+          <w:tcPr>
+            <w:tcW w:type="dxa" w:w="8221"/>
+            <w:shd w:val="clear" w:color="auto" w:fill="F2F4F7"/>
+          </w:tcPr>
+          <w:p>
+            <w:pPr>
+              <w:spacing w:before="0" w:after="0" w:line="240" w:lineRule="auto"/>
+              <w:ind w:left="567" w:hanging="567"/>
+            </w:pPr>
+            <w:r>
+              <w:rPr>
+                <w:rFonts w:ascii="Consolas" w:hAnsi="Consolas" w:eastAsia="Consolas"/>
+                <w:b w:val="0"/>
+                <w:color w:val="5B6875"/>
+                <w:sz w:val="16"/>
+              </w:rPr>
+              <w:t xml:space="preserve">   1  </w:t>
+            </w:r>
+            <w:r>
+              <w:rPr>
+                <w:rFonts w:ascii="Consolas" w:hAnsi="Consolas" w:eastAsia="Consolas"/>
+                <w:b w:val="0"/>
+                <w:sz w:val="16"/>
+              </w:rPr>
+              <w:t># Weight checks with Kish's effective sample size and design effect.</w:t>
+            </w:r>
+          </w:p>
+          <w:p>
+            <w:pPr>
+              <w:spacing w:before="0" w:after="0" w:line="240" w:lineRule="auto"/>
+              <w:ind w:left="567" w:hanging="567"/>
+            </w:pPr>
+            <w:r>
+              <w:rPr>
+                <w:rFonts w:ascii="Consolas" w:hAnsi="Consolas" w:eastAsia="Consolas"/>
+                <w:b w:val="0"/>
+                <w:color w:val="5B6875"/>
+                <w:sz w:val="16"/>
+              </w:rPr>
+              <w:t xml:space="preserve">   2  </w:t>
+            </w:r>
+            <w:r>
+              <w:rPr>
+                <w:rFonts w:ascii="Consolas" w:hAnsi="Consolas" w:eastAsia="Consolas"/>
+                <w:b w:val="0"/>
+                <w:sz w:val="16"/>
+              </w:rPr>
+              <w:t>def weight_report(</w:t>
+            </w:r>
+          </w:p>
+          <w:p>
+            <w:pPr>
+              <w:spacing w:before="0" w:after="0" w:line="240" w:lineRule="auto"/>
+              <w:ind w:left="567" w:hanging="567"/>
+            </w:pPr>
+            <w:r>
+              <w:rPr>
+                <w:rFonts w:ascii="Consolas" w:hAnsi="Consolas" w:eastAsia="Consolas"/>
+                <w:b w:val="0"/>
+                <w:color w:val="5B6875"/>
+                <w:sz w:val="16"/>
+              </w:rPr>
+              <w:t xml:space="preserve">   3  </w:t>
+            </w:r>
+            <w:r>
+              <w:rPr>
+                <w:rFonts w:ascii="Consolas" w:hAnsi="Consolas" w:eastAsia="Consolas"/>
+                <w:b w:val="0"/>
+                <w:sz w:val="16"/>
+              </w:rPr>
+              <w:t xml:space="preserve">    weights: list[float | None],</w:t>
+            </w:r>
+          </w:p>
+          <w:p>
+            <w:pPr>
+              <w:spacing w:before="0" w:after="0" w:line="240" w:lineRule="auto"/>
+              <w:ind w:left="567" w:hanging="567"/>
+            </w:pPr>
+            <w:r>
+              <w:rPr>
+                <w:rFonts w:ascii="Consolas" w:hAnsi="Consolas" w:eastAsia="Consolas"/>
+                <w:b w:val="0"/>
+                <w:color w:val="5B6875"/>
+                <w:sz w:val="16"/>
+              </w:rPr>
+              <w:t xml:space="preserve">   4  </w:t>
+            </w:r>
+            <w:r>
+              <w:rPr>
+                <w:rFonts w:ascii="Consolas" w:hAnsi="Consolas" w:eastAsia="Consolas"/>
+                <w:b w:val="0"/>
+                <w:sz w:val="16"/>
+              </w:rPr>
+              <w:t xml:space="preserve">    max_ratio: float = 20.0,</w:t>
+            </w:r>
+          </w:p>
+          <w:p>
+            <w:pPr>
+              <w:spacing w:before="0" w:after="0" w:line="240" w:lineRule="auto"/>
+              <w:ind w:left="567" w:hanging="567"/>
+            </w:pPr>
+            <w:r>
+              <w:rPr>
+                <w:rFonts w:ascii="Consolas" w:hAnsi="Consolas" w:eastAsia="Consolas"/>
+                <w:b w:val="0"/>
+                <w:color w:val="5B6875"/>
+                <w:sz w:val="16"/>
+              </w:rPr>
+              <w:t xml:space="preserve">   5  </w:t>
+            </w:r>
+            <w:r>
+              <w:rPr>
+                <w:rFonts w:ascii="Consolas" w:hAnsi="Consolas" w:eastAsia="Consolas"/>
+                <w:b w:val="0"/>
+                <w:sz w:val="16"/>
+              </w:rPr>
+              <w:t>) -&gt; dict[str, object]: ...</w:t>
+            </w:r>
+          </w:p>
+        </w:tc>
+      </w:tr>
+    </w:tbl>
+    <w:p/>
     <w:p>
       <w:r>
         <w:rPr>
